--- a/散笔记/面试/mini-mall项目面试报告_汇报逐字稿与八股追问链.docx
+++ b/散笔记/面试/mini-mall项目面试报告_汇报逐字稿与八股追问链.docx
@@ -20,7 +20,7 @@
       <w:r>
         <w:rPr>
           <w:rFonts w:ascii="微软雅黑" w:hAnsi="微软雅黑" w:eastAsia="微软雅黑"/>
-          <w:b/>
+          <w:b w:val="0"/>
           <w:sz w:val="21"/>
         </w:rPr>
         <w:t>适用项目：mini-mall（单体版，秒杀/锁/MQ 的原型）+ mini-mall-cloud（微服务版，面试主讲）。两个是同一个项目的演进史——这本身就是最好的故事线。</w:t>
@@ -33,7 +33,18 @@
           <w:b w:val="0"/>
           <w:sz w:val="21"/>
         </w:rPr>
-        <w:t>用法：第 1 章的逐字稿背熟；第 2~10 章每章 = 「怎么讲这个模块」+「面试官追问链和答案要点」；第 11 章是灵魂拷问；第 12 章数字弹药必须张口就来。整理时间：2026-07-02，2026-07-03 补第 9 章 ES。</w:t>
+        <w:t>用法：第 1 章的逐字稿背熟；第 2~9、13、14 章每章 = 「怎么讲这个模块」+「面试官追问链和答案要点」；第 10 章是灵魂拷问；第 11 章数字弹药必须张口就来。</w:t>
+      </w:r>
+    </w:p>
+    <w:p>
+      <w:r>
+        <w:rPr>
+          <w:rFonts w:ascii="微软雅黑" w:hAnsi="微软雅黑" w:eastAsia="微软雅黑"/>
+          <w:b/>
+          <w:color w:val="C00000"/>
+          <w:sz w:val="21"/>
+        </w:rPr>
+        <w:t>整理时间：2026-07-02 首版；2026-07-08 更新——补齐支付/退款/AI客服三个新模块，修正网关鉴权（默认拒绝反转、登出黑名单已实现）、分布式锁（已升级 Redisson）等过时内容，服务数量 7→9。</w:t>
       </w:r>
     </w:p>
     <w:p>
@@ -47,7 +58,7 @@
           <w:color w:val="1F3864"/>
           <w:sz w:val="30"/>
         </w:rPr>
-        <w:t>第 0 章  汇报心法：五条铁律</w:t>
+        <w:t>第 0 章　汇报心法：五条铁律</w:t>
       </w:r>
     </w:p>
     <w:tbl>
@@ -217,7 +228,7 @@
                 <w:b w:val="0"/>
                 <w:sz w:val="20"/>
               </w:rPr>
-              <w:t>面试官一定会抠数字。本报告第 12 章的数字全部来自你的真实测试记录，背错不如不说</w:t>
+              <w:t>本报告数字全部来自真实测试记录/代码验证，背错不如不说</w:t>
             </w:r>
           </w:p>
         </w:tc>
@@ -260,10 +271,9 @@
         <w:rPr>
           <w:rFonts w:ascii="微软雅黑" w:hAnsi="微软雅黑" w:eastAsia="微软雅黑"/>
           <w:b/>
-          <w:color w:val="2E74B5"/>
           <w:sz w:val="21"/>
         </w:rPr>
-        <w:t>最重要的一条心态：这个项目从单体演进到微服务、每个组件都是「先遇到问题再引入」的——这条演进线就是你最大的护城河，简历项目千篇一律，但「为什么这么演进」只有真做过的人讲得出来。</w:t>
+        <w:t>最重要的一条心态：这个项目从单体演进到微服务、从功能闭环演进到上线前安全整改，每个组件都是「先遇到问题再引入」的——这条演进线就是你最大的护城河，简历项目千篇一律，但「为什么这么演进」只有真做过的人讲得出来。</w:t>
       </w:r>
     </w:p>
     <w:p>
@@ -277,7 +287,7 @@
           <w:color w:val="1F3864"/>
           <w:sz w:val="30"/>
         </w:rPr>
-        <w:t>第 1 章  开场白逐字稿（背熟）</w:t>
+        <w:t>第 1 章　开场白逐字稿（背熟）</w:t>
       </w:r>
     </w:p>
     <w:p>
@@ -291,7 +301,7 @@
           <w:color w:val="1F3864"/>
           <w:sz w:val="26"/>
         </w:rPr>
-        <w:t>1.1  一句话版（简历/被打断时）</w:t>
+        <w:t>1.1　一句话版（简历/被打断时）</w:t>
       </w:r>
     </w:p>
     <w:p>
@@ -301,7 +311,7 @@
           <w:b w:val="0"/>
           <w:sz w:val="21"/>
         </w:rPr>
-        <w:t>「一个前后端完整的电商微服务项目：Spring Cloud Alibaba 全家桶，重点做了秒杀防超卖、分布式事务和订单异步关闭，核心链路都压测验证过。」</w:t>
+        <w:t>「一个前后端完整的电商微服务项目：Spring Cloud Alibaba 全家桶，重点做了秒杀防超卖、分布式事务、订单超时异步化、支付宝真实资金链路安全，核心链路都压测或实测验证过。」</w:t>
       </w:r>
     </w:p>
     <w:p>
@@ -315,7 +325,17 @@
           <w:color w:val="1F3864"/>
           <w:sz w:val="26"/>
         </w:rPr>
-        <w:t>1.2  三十秒版（面试官说「介绍一下你的项目」）</w:t>
+        <w:t>1.2　三十秒版（面试官说「介绍一下你的项目」）</w:t>
+      </w:r>
+    </w:p>
+    <w:p>
+      <w:r>
+        <w:rPr>
+          <w:rFonts w:ascii="微软雅黑" w:hAnsi="微软雅黑" w:eastAsia="微软雅黑"/>
+          <w:b w:val="0"/>
+          <w:sz w:val="21"/>
+        </w:rPr>
+        <w:t>「mini-mall 是我从单体一步步拆成微服务的电商项目。后端 Spring Cloud Alibaba：Nacos 注册配置中心、Gateway 统一鉴权、Sentinel 流控、Seata 分布式事务，拆了用户/商品/订单/评价/搜索/认证/文件/支付/AI客服 9 个服务；中间件用了 Redis、RabbitMQ、ES、MinIO，AI 客服还接了 LangChain4j + 本地向量库。前端是 Vue3 的 C 端商城加管理后台，从注册登录到下单支付、秒杀、评价的业务闭环全通。我重点解决了四类问题：秒杀超卖、跨服务数据一致性、订单超时的异步化处理、支付资金安全——这几块都有压测或真实数据。」</w:t>
       </w:r>
     </w:p>
     <w:p>
@@ -326,18 +346,7 @@
           <w:color w:val="2E74B5"/>
           <w:sz w:val="21"/>
         </w:rPr>
-        <w:t>「mini-mall 是我从单体一步步拆成微服务的电商项目。后端 Spring Cloud Alibaba：Nacos 注册配置中心、Gateway 统一鉴权、Sentinel 流控、Seata 分布式事务，拆了用户/商品/订单/评价/搜索/认证/文件 7 个服务；中间件用了 Redis、RabbitMQ、ES 和 MinIO；前端是 Vue3 的 C 端商城加管理后台，从注册登录到下单支付、秒杀、评价的业务闭环全通。我重点解决了三类问题：秒杀超卖、跨服务数据一致性、订单超时的异步化处理——这三块都有压测数据。」</w:t>
-      </w:r>
-    </w:p>
-    <w:p>
-      <w:r>
-        <w:rPr>
-          <w:rFonts w:ascii="微软雅黑" w:hAnsi="微软雅黑" w:eastAsia="微软雅黑"/>
-          <w:b w:val="0"/>
-          <w:color w:val="C00000"/>
-          <w:sz w:val="21"/>
-        </w:rPr>
-        <w:t>最后一句就是钩子：面试官大概率从这三个里挑一个追问，全是你的主场。</w:t>
+        <w:t>最后一句就是钩子：面试官大概率从这几个里挑一个追问，全是你的主场。</w:t>
       </w:r>
     </w:p>
     <w:p>
@@ -351,7 +360,7 @@
           <w:color w:val="1F3864"/>
           <w:sz w:val="26"/>
         </w:rPr>
-        <w:t>1.3  两分钟版（要求详细介绍时，在三十秒版后追加）</w:t>
+        <w:t>1.3　两分钟版（要求详细介绍时，在三十秒版后追加）</w:t>
       </w:r>
     </w:p>
     <w:p>
@@ -361,7 +370,7 @@
           <w:b w:val="0"/>
           <w:sz w:val="21"/>
         </w:rPr>
-        <w:t>「展开说这三类问题：第一是高并发正确性——秒杀链路我做了四层防护，入口活动校验、Redis 库存懒加载预热、Lua 脚本原子扣减、RabbitMQ 异步落库，前端轮询三态查结果；10 个并发抢 5 件库存，压测结果精确 5 成 5 败、零超卖。</w:t>
+        <w:t>「展开说这四类问题：第一是高并发正确性——秒杀链路我做了四层防护，入口活动校验、Redis 库存懒加载预热、Lua 脚本原子扣减、RabbitMQ 异步落库，前端轮询三态查结果；10 个并发抢 5 件库存，压测结果精确 5 成 5 败、零超卖。</w:t>
       </w:r>
     </w:p>
     <w:p>
@@ -371,7 +380,7 @@
           <w:b w:val="0"/>
           <w:sz w:val="21"/>
         </w:rPr>
-        <w:t>第二是数据一致性——跨服务下单用 Seata AT 模式做分布式事务，我专门做过实验验证它的两阶段和 undo_log 回滚；单服务内用我手写的 Redis 分布式锁（SETNX + UUID 持有者校验 + Lua 释放），这里我还踩过一个锁和事务边界的深坑，后面可以细讲。</w:t>
+        <w:t>第二是数据一致性——跨服务下单用 Seata AT 模式做分布式事务，我专门做过实验验证它的两阶段和 undo_log 回滚；下单/取消/支付这几处并发热点最早是我手写的 Redis 分布式锁（SETNX + UUID 持有者校验 + Lua 释放），上线前安全整改阶段又把它们换成了 Redisson，这里有两个坑可以细讲：一是锁和事务边界的坑，二是为什么最终要换掉手写锁。</w:t>
       </w:r>
     </w:p>
     <w:p>
@@ -381,7 +390,17 @@
           <w:b w:val="0"/>
           <w:sz w:val="21"/>
         </w:rPr>
-        <w:t>第三是异步化——订单 30 分钟未支付自动关闭，最早用 @Scheduled 扫表，后来重构成 RabbitMQ TTL + 死信队列的延迟消息方案，手动 ACK 加消费幂等，端到端测试通过。」</w:t>
+        <w:t>第三是异步化——订单 30 分钟未支付自动关闭，最早用 @Scheduled 扫表，后来重构成 RabbitMQ TTL + 死信队列的延迟消息方案，手动 ACK 加消费幂等，端到端测试通过。</w:t>
+      </w:r>
+    </w:p>
+    <w:p>
+      <w:r>
+        <w:rPr>
+          <w:rFonts w:ascii="微软雅黑" w:hAnsi="微软雅黑" w:eastAsia="微软雅黑"/>
+          <w:b w:val="0"/>
+          <w:sz w:val="21"/>
+        </w:rPr>
+        <w:t>第四是资金安全——后来单独加了支付服务对接支付宝沙箱，回调做了验签+幂等+金额校验+状态机四道关；退款还专门设计成两阶段，用户只能申请、客服审批通过才真正调支付宝退钱，防止越权动资金。这块，还有后面加的 AI 智能客服，如果时间允许我可以展开讲。」</w:t>
       </w:r>
     </w:p>
     <w:p>
@@ -395,7 +414,7 @@
           <w:color w:val="1F3864"/>
           <w:sz w:val="26"/>
         </w:rPr>
-        <w:t>1.4  架构图（白板/口述版）</w:t>
+        <w:t>1.4　架构图（白板/口述版）</w:t>
       </w:r>
     </w:p>
     <w:p>
@@ -415,23 +434,23 @@
         <w:br/>
         <w:t xml:space="preserve">                    Gateway 网关 :9080</w:t>
         <w:br/>
-        <w:t xml:space="preserve">              (路由 + JWT鉴权 + method/path白名单)</w:t>
+        <w:t xml:space="preserve">        (路由 + JWT鉴权 + method/path白名单 + 默认拒绝RBAC)</w:t>
         <w:br/>
-        <w:t xml:space="preserve">   ----------------------------------------------------------</w:t>
+        <w:t xml:space="preserve">   -------------------------------------------------------------</w:t>
         <w:br/>
-        <w:t xml:space="preserve">   user:9001  product:9002  order:9003  review:9004</w:t>
+        <w:t xml:space="preserve">   user:9001  product:9002  order:9003  review:9004  search:9005</w:t>
         <w:br/>
-        <w:t xml:space="preserve">   search:9005  auth:9006  file:9007</w:t>
+        <w:t xml:space="preserve">   auth:9006  file:9007     payment:9008              ai:9009</w:t>
         <w:br/>
-        <w:t xml:space="preserve">   ----------------------------------------------------------</w:t>
+        <w:t xml:space="preserve">   -------------------------------------------------------------</w:t>
         <w:br/>
-        <w:t xml:space="preserve">   注册/配置: Nacos :8848      流控: Sentinel      事务: Seata-TC :8091</w:t>
+        <w:t xml:space="preserve">   注册/配置: Nacos :8848   流控: Sentinel   事务: Seata-TC :8091</w:t>
         <w:br/>
-        <w:t xml:space="preserve">   ----------------------------------------------------------</w:t>
+        <w:t xml:space="preserve">   -------------------------------------------------------------</w:t>
         <w:br/>
-        <w:t xml:space="preserve">   MySQL 8         Redis          RabbitMQ        ES         MinIO</w:t>
+        <w:t xml:space="preserve">   MySQL 8      Redis         RabbitMQ    ES    MinIO   Redis Stack</w:t>
         <w:br/>
-        <w:t xml:space="preserve">   (业务库)    (缓存/锁/秒杀)   (关单/秒杀异步)   (搜索)     (图片)</w:t>
+        <w:t xml:space="preserve">   (业务库) (缓存/锁/秒杀/黑名单) (关单/秒杀异步) (搜索) (图片) (AI向量库)</w:t>
       </w:r>
     </w:p>
     <w:p>
@@ -439,7 +458,6 @@
         <w:rPr>
           <w:rFonts w:ascii="微软雅黑" w:hAnsi="微软雅黑" w:eastAsia="微软雅黑"/>
           <w:b w:val="0"/>
-          <w:color w:val="2E74B5"/>
           <w:sz w:val="21"/>
         </w:rPr>
         <w:t>口述架构的顺序：从上往下讲「请求怎么流」——前端 → 网关（先鉴权）→ 业务服务 → 中间件。别按组件名单念，按一次下单请求的旅程讲。</w:t>
@@ -456,7 +474,7 @@
           <w:color w:val="1F3864"/>
           <w:sz w:val="30"/>
         </w:rPr>
-        <w:t>第 2 章  秒杀链路（主菜，一定会被追问）</w:t>
+        <w:t>第 2 章　秒杀链路（主菜，一定会被追问）</w:t>
       </w:r>
     </w:p>
     <w:p>
@@ -470,7 +488,7 @@
           <w:color w:val="1F3864"/>
           <w:sz w:val="26"/>
         </w:rPr>
-        <w:t>2.1  怎么讲</w:t>
+        <w:t>2.1　怎么讲</w:t>
       </w:r>
     </w:p>
     <w:p>
@@ -480,7 +498,7 @@
           <w:b w:val="0"/>
           <w:sz w:val="21"/>
         </w:rPr>
-        <w:t>「秒杀最怕两件事：超卖和把 DB 打穿。我的方案是把扣库存整个挡在 Redis 层：请求进来先校验活动时间，然后 Redis 里没有库存 key 就从 DB 懒加载预热；核心一步是一段 22 行的 Lua 脚本，原子地做四件事——判断活动存在、判断该用户是否已购、判断库存、扣减并记录已购集合；扣成功了只发一条 MQ 消息就返回，订单由消费者异步落库，前端拿三态接口轮询结果。DB 层还有一道 UPDATE ... WHERE stock &gt;= ? 的原子 SQL 兜底。」</w:t>
+        <w:t>「秒杀最怕两件事：超卖和把 DB 打穿。我的方案是把扣库存整个挡在 Redis 层：请求进来先校验活动时间，然后 Redis 里没有库存 key 就从 DB 懒加载预热；核心一步是一段 Lua 脚本，原子地做四件事——判断活动存在、判断该用户是否已购、判断库存、扣减并记录已购集合；扣成功了只发一条 MQ 消息就返回，订单由消费者异步落库，前端拿三态接口轮询结果。」</w:t>
       </w:r>
     </w:p>
     <w:p>
@@ -514,7 +532,7 @@
           <w:color w:val="1F3864"/>
           <w:sz w:val="26"/>
         </w:rPr>
-        <w:t>2.2  追问链与答案要点</w:t>
+        <w:t>2.2　追问链与答案要点</w:t>
       </w:r>
     </w:p>
     <w:tbl>
@@ -588,7 +606,7 @@
                 <w:b w:val="0"/>
                 <w:sz w:val="20"/>
               </w:rPr>
-              <w:t>单条命令原子，但「查已购→查库存→DECR→SADD」是四条命令，之间会被并发请求穿插（查完库存&gt;0、扣之前别人先扣了）。Lua 整个脚本当一条命令执行，四步之间不可能插队——这才是原子。</w:t>
+              <w:t>单条命令原子，但「查已购→查库存→扣减→记已购」是多条命令，之间会被并发请求穿插。Lua 整个脚本当一条命令执行，步骤之间不可能插队——这才是原子。</w:t>
             </w:r>
           </w:p>
         </w:tc>
@@ -652,7 +670,7 @@
                 <w:b w:val="0"/>
                 <w:sz w:val="20"/>
               </w:rPr>
-              <w:t>-2 活动不存在/未预热；-1 该用户已购；0 售罄；1 成功。业务码放脚本里返回，Java 端 switch 分发——一次往返拿到全部判断结果。</w:t>
+              <w:t>-2 活动未开始/未预热；-1 该用户已购；0 已售罄；1 抢购成功。业务码放脚本里返回，Java 端 switch 分发——一次往返拿到全部判断结果。</w:t>
             </w:r>
           </w:p>
         </w:tc>
@@ -669,7 +687,7 @@
                 <w:b w:val="0"/>
                 <w:sz w:val="20"/>
               </w:rPr>
-              <w:t>Redis 扣成功但 MQ 消息丢了怎么办？</w:t>
+              <w:t>为什么要判重复购买（bought 集合），只判库存不够吗？</w:t>
             </w:r>
           </w:p>
         </w:tc>
@@ -684,7 +702,39 @@
                 <w:b w:val="0"/>
                 <w:sz w:val="20"/>
               </w:rPr>
-              <w:t>诚实版答法：我做了消费端的保障（手动 ACK + 幂等），生产端 confirm 机制是我知道的改进方向；极端丢失靠「Redis 已购集合 vs DB 订单」对账补偿。轮询接口的 PROCESSING 态超时也能提示用户重试。（承认边界 + 给出方向 = 加分）</w:t>
+              <w:t>库存只保护「卖多少件」，不保护「一个人抢几件」。不判重复购买，同一用户能靠脚本疯狂点击占光名额——这是业务规则层面的并发控制，跟库存超卖是两个维度的问题。</w:t>
+            </w:r>
+          </w:p>
+        </w:tc>
+      </w:tr>
+      <w:tr>
+        <w:tc>
+          <w:tcPr>
+            <w:tcW w:type="dxa" w:w="4320"/>
+          </w:tcPr>
+          <w:p>
+            <w:r>
+              <w:rPr>
+                <w:rFonts w:ascii="微软雅黑" w:hAnsi="微软雅黑" w:eastAsia="微软雅黑"/>
+                <w:b w:val="0"/>
+                <w:sz w:val="20"/>
+              </w:rPr>
+              <w:t>Redis 扣成功但 MQ 消息发送失败怎么办？</w:t>
+            </w:r>
+          </w:p>
+        </w:tc>
+        <w:tc>
+          <w:tcPr>
+            <w:tcW w:type="dxa" w:w="4320"/>
+          </w:tcPr>
+          <w:p>
+            <w:r>
+              <w:rPr>
+                <w:rFonts w:ascii="微软雅黑" w:hAnsi="微软雅黑" w:eastAsia="微软雅黑"/>
+                <w:b w:val="0"/>
+                <w:sz w:val="20"/>
+              </w:rPr>
+              <w:t>代码里有兜底：rollbackSeckillQuota() 把库存 +1、从已购集合里移除该用户，让这次失败的抢购不占用名额，用户可以重新抢。</w:t>
             </w:r>
           </w:p>
         </w:tc>
@@ -716,7 +766,7 @@
                 <w:b w:val="0"/>
                 <w:sz w:val="20"/>
               </w:rPr>
-              <w:t>查 seckill_order 里 user_id+activity_id 的记录，count&gt;0 直接 ACK 跳过。必须做：Lua 防的是用户重复抢，幂等防的是 MQ 重复投递——ACK 网络抖动时 broker 会重发同一条消息，这是两个不同的敌人。</w:t>
+              <w:t>查 seckill_order 表里 user_id+activity_id 的记录，存在就直接跳过。必须做：Lua 防的是用户重复抢，幂等防的是 MQ 重复投递——ACK 网络抖动时 broker 会重发同一条消息，这是两个不同的敌人。</w:t>
             </w:r>
           </w:p>
         </w:tc>
@@ -748,39 +798,7 @@
                 <w:b w:val="0"/>
                 <w:sz w:val="20"/>
               </w:rPr>
-              <w:t>第一次抢购请求发现 Redis 没 key 就从 DB set 进去，省掉管理员手动同步的运维动作。追问「懒加载有并发问题吗」→ 有，多个请求同时预热，用 setnx 语义保证只有一个写成功即可。</w:t>
-            </w:r>
-          </w:p>
-        </w:tc>
-      </w:tr>
-      <w:tr>
-        <w:tc>
-          <w:tcPr>
-            <w:tcW w:type="dxa" w:w="4320"/>
-          </w:tcPr>
-          <w:p>
-            <w:r>
-              <w:rPr>
-                <w:rFonts w:ascii="微软雅黑" w:hAnsi="微软雅黑" w:eastAsia="微软雅黑"/>
-                <w:b w:val="0"/>
-                <w:sz w:val="20"/>
-              </w:rPr>
-              <w:t>如果 Redis 挂了？</w:t>
-            </w:r>
-          </w:p>
-        </w:tc>
-        <w:tc>
-          <w:tcPr>
-            <w:tcW w:type="dxa" w:w="4320"/>
-          </w:tcPr>
-          <w:p>
-            <w:r>
-              <w:rPr>
-                <w:rFonts w:ascii="微软雅黑" w:hAnsi="微软雅黑" w:eastAsia="微软雅黑"/>
-                <w:b w:val="0"/>
-                <w:sz w:val="20"/>
-              </w:rPr>
-              <w:t>库存 key 丢失，重新懒加载时已售数量对不上会超卖——所以上线必须开持久化（AOF everysec）+ 主从/哨兵；DB 层 UPDATE WHERE stock&gt;=? 是最后一道保险，就算 Redis 层失守 DB 也不会卖成负数。</w:t>
+              <w:t>第一次抢购请求发现 Redis 没 key 就从 DB set 进去，省掉管理员手动同步的运维动作。</w:t>
             </w:r>
           </w:p>
         </w:tc>
@@ -812,7 +830,7 @@
                 <w:b w:val="0"/>
                 <w:sz w:val="20"/>
               </w:rPr>
-              <w:t>落库是磁盘 IO（毫秒级），Redis 判定是内存操作（微秒级）。同步落库的话 DB 就是吞吐上限；异步化后抢购接口只做内存操作，落库压力被 MQ 削峰匀开。代价是「抢到了但暂时查不到订单」——用轮询三态解决用户体验。</w:t>
+              <w:t>落库是磁盘 IO，Redis 判定是内存操作。同步落库的话 DB 就是吞吐上限；异步化后抢购接口只做内存操作，落库压力被 MQ 削峰匀开。代价是「抢到了但暂时查不到订单」——用轮询三态解决用户体验。</w:t>
             </w:r>
           </w:p>
         </w:tc>
@@ -826,7 +844,7 @@
           <w:color w:val="2E74B5"/>
           <w:sz w:val="21"/>
         </w:rPr>
-        <w:t>压测弹药：10 并发抢 5 库存 → 精确 5 win 5 lose，DB 订单数 = Redis 已购集合 = 5，零超卖；MQ 消费快到看不见 PROCESSING 态。</w:t>
+        <w:t>压测弹药：10 个线程并发抢 5 件库存 → 精确 5 成 5 败，Redis 库存归零，数据库真实订单数=5，没有库存变负数。</w:t>
       </w:r>
     </w:p>
     <w:p>
@@ -840,7 +858,7 @@
           <w:color w:val="1F3864"/>
           <w:sz w:val="30"/>
         </w:rPr>
-        <w:t>第 3 章  分布式锁与事务边界（最好的踩坑故事在这）</w:t>
+        <w:t>第 3 章　分布式锁的演进与事务边界（最好的两个坑在这）</w:t>
       </w:r>
     </w:p>
     <w:p>
@@ -854,7 +872,7 @@
           <w:color w:val="1F3864"/>
           <w:sz w:val="26"/>
         </w:rPr>
-        <w:t>3.1  怎么讲</w:t>
+        <w:t>3.1　怎么讲</w:t>
       </w:r>
     </w:p>
     <w:p>
@@ -864,7 +882,7 @@
           <w:b w:val="0"/>
           <w:sz w:val="21"/>
         </w:rPr>
-        <w:t>「防重复下单/双击支付我手写了一个 Redis 分布式锁工具：SET NX EX 加锁、value 存 UUID 标识持有者、释放用 Lua 保证判断+删除原子。锁粒度我做了区分：下单用用户级锁 lock:order:user:{userId}，支付和取消用订单级锁——不同订单互不阻塞。这里我踩过一个印象很深的坑：锁和事务的边界问题。」</w:t>
+        <w:t>「防重复下单/双击支付最早我手写了一个 Redis 分布式锁工具：SET NX EX 加锁、value 存 UUID 标识持有者、释放用 Lua 保证判断+删除原子。锁粒度做了区分：下单用用户级锁 lock:order:user:{userId}，支付和取消用订单级锁，不同订单互不阻塞。后来在上线前的安全整改阶段，我把这三处手写锁全部换成了 Redisson 的 RLock——因为手写版有个硬伤：锁的过期时间是写死的，业务一旦比这个时间跑得慢，锁会提前失效被别的线程抢走，Redisson 的看门狗机制正好解决这个问题。这个过程里我还踩过一个印象很深的坑：锁和事务的边界问题。」</w:t>
       </w:r>
     </w:p>
     <w:p>
@@ -878,7 +896,7 @@
           <w:color w:val="1F3864"/>
           <w:sz w:val="26"/>
         </w:rPr>
-        <w:t>3.2  边界坑逐字稿（STAR 版，背熟）</w:t>
+        <w:t>3.2　事务边界坑逐字稿（STAR 版，背熟）</w:t>
       </w:r>
     </w:p>
     <w:p>
@@ -886,10 +904,19 @@
         <w:rPr>
           <w:rFonts w:ascii="微软雅黑" w:hAnsi="微软雅黑" w:eastAsia="微软雅黑"/>
           <w:b w:val="0"/>
-          <w:color w:val="2E74B5"/>
           <w:sz w:val="21"/>
         </w:rPr>
-        <w:t>「最开始我在方法上打 @Transactional，方法里加锁解锁。压测发现偶发重复处理。排查后明白了：Spring 事务是环绕整个方法的，我的 unlock 在方法体末尾执行——也就是锁先释放、事务后提交。另一个请求在这个空隙里拿到锁，读到的还是未提交的旧数据。修复方案是删掉 @Transactional，改用 TransactionTemplate 手动圈定事务范围，保证「锁 → 事务开始 → 事务提交 → 解锁」的包裹顺序。这个坑让我理解了：锁的临界区必须完整覆盖事务，声明式事务的边界是隐形的，出问题时要想到它。」</w:t>
+        <w:t>「下单这个方法最开始我在整个方法上打 @Transactional，方法里加锁解锁。后来意识到一个问题：Spring 声明式事务是靠代理在方法真正 return 之后才提交，但如果在方法体里发 MQ 消息，这行代码是立刻同步执行的，不会等事务提交完。真实的风险是——消息已经发出去了（比如 30 分钟后自动关单的延迟消息），但后面的逻辑又抛了异常导致整个事务回滚，订单其实没有落库成功，这条消息就变成了「幽灵消息」，到时间后去关一个根本不存在的订单。修复方案是把数据库写操作收进 TransactionTemplate.execute() 这个显式代码块，execute() 返回就代表事务确定提交完毕，发 MQ 的代码写在 execute() 外面，物理上保证「先提交、后发消息」的顺序。</w:t>
+      </w:r>
+    </w:p>
+    <w:p>
+      <w:r>
+        <w:rPr>
+          <w:rFonts w:ascii="微软雅黑" w:hAnsi="微软雅黑" w:eastAsia="微软雅黑"/>
+          <w:b w:val="0"/>
+          <w:sz w:val="21"/>
+        </w:rPr>
+        <w:t>这里还有一层容易被问到：为什么不能简单拆成两个方法，一个 @Transactional 管数据库，外层方法不加事务再发 MQ？——因为如果这两个方法在同一个类里，内部自己调自己（this.xxx()）不会经过 Spring 的 AOP 代理，@Transactional 会被静默忽略，不会报错，但事务完全不生效，这是比幽灵消息更隐蔽的 bug。TransactionTemplate 是编程式的，不依赖代理，不管在哪个方法里调用都生效，从根上避开了这个陷阱。」</w:t>
       </w:r>
     </w:p>
     <w:p>
@@ -903,11 +930,9 @@
           <w:b w:val="0"/>
           <w:sz w:val="18"/>
         </w:rPr>
-        <w:t>错误:  [锁住   [事务...业务...] unlock]  &lt;- @Transactional提交在unlock之后!</w:t>
+        <w:t>错误:  [lock  [@Transactional 业务]  unlock]  &lt;- 事务提交在方法return之后, 但MQ在方法体里已经发出</w:t>
         <w:br/>
-        <w:t xml:space="preserve">       lock ... 业务 ... unlock ... commit   -&gt; 空隙里别人拿锁读到旧数据</w:t>
-        <w:br/>
-        <w:t>正确:  lock -&gt; TransactionTemplate.execute{ 业务 } (返回时已commit) -&gt; unlock</w:t>
+        <w:t>正确:  lock -&gt; TransactionTemplate.execute{ 业务 } (返回时已commit) -&gt; 事务外发MQ -&gt; unlock</w:t>
       </w:r>
     </w:p>
     <w:p>
@@ -921,7 +946,7 @@
           <w:color w:val="1F3864"/>
           <w:sz w:val="26"/>
         </w:rPr>
-        <w:t>3.3  追问链与答案要点</w:t>
+        <w:t>3.3　追问链与答案要点</w:t>
       </w:r>
     </w:p>
     <w:tbl>
@@ -1027,7 +1052,7 @@
                 <w:b w:val="0"/>
                 <w:sz w:val="20"/>
               </w:rPr>
-              <w:t>「GET 比对 UUID」和「DEL」是两步，之间锁可能恰好过期又被 B 拿走——比对通过后删掉的还是 B 的锁。Lua 把比对+删除合成原子操作。（和秒杀用 Lua 是同一个道理：多步判断必须原子）</w:t>
+              <w:t>「GET 比对 UUID」和「DEL」是两步，之间锁可能恰好过期又被别人拿走。Lua 把比对+删除合成原子操作。</w:t>
             </w:r>
           </w:p>
         </w:tc>
@@ -1044,7 +1069,7 @@
                 <w:b w:val="0"/>
                 <w:sz w:val="20"/>
               </w:rPr>
-              <w:t>锁过期了业务还没跑完怎么办？</w:t>
+              <w:t>手写锁最后升级成 Redisson 了吗，为什么？</w:t>
             </w:r>
           </w:p>
         </w:tc>
@@ -1059,7 +1084,7 @@
                 <w:b w:val="0"/>
                 <w:sz w:val="20"/>
               </w:rPr>
-              <w:t>手写版的确有这个洞。生产方案是 Redisson 的看门狗：后台线程每 10 秒给未完成的锁续期。我的项目里用状态机 + DB 原子 SQL 做兜底——锁失效最多重复进入，状态校验会拦住重复操作。</w:t>
+              <w:t>升级了，在上线前的安全整改阶段把下单/取消/支付三处手写锁全部换成 Redisson RLock。核心原因是看门狗（watchdog）：不传 leaseTime 时，Redisson 后台线程每 10 秒检查一次，只要业务没跑完就把锁续到 30 秒，业务真正结束（或进程挂了不再续期）锁才失效——从根本上解决了手写版「锁固定过期、业务慢了提前失效导致并发穿透」的硬伤。tryLock() 不传参数=非阻塞立即失败、unlock 前判断 isHeldByCurrentThread()，跟手写版 UUID owner 校验语义等价，迁移成本很低。</w:t>
             </w:r>
           </w:p>
         </w:tc>
@@ -1076,7 +1101,7 @@
                 <w:b w:val="0"/>
                 <w:sz w:val="20"/>
               </w:rPr>
-              <w:t>为什么不直接用 Redisson？</w:t>
+              <w:t>先手写锁再换框架，是不是绕远路？</w:t>
             </w:r>
           </w:p>
         </w:tc>
@@ -1091,7 +1116,7 @@
                 <w:b w:val="0"/>
                 <w:sz w:val="20"/>
               </w:rPr>
-              <w:t>教学目的手写学透原理（SETNX/owner/Lua 三件套就是 Redisson 的内核），生产我会用 Redisson——还能白拿可重入、公平锁、看门狗。知道轮子怎么造，也知道生产该用现成的轮子。</w:t>
+              <w:t>不是。先手写是为了透彻理解 SETNX + owner 校验 + Lua 原子释放这套原理——这正是 Redisson RLock 内部的实现思路；理解了原理再用现成框架，遇到问题（比如为什么要看门狗）才知道背后解决的是什么，不是死记方法名。</w:t>
             </w:r>
           </w:p>
         </w:tc>
@@ -1108,7 +1133,39 @@
                 <w:b w:val="0"/>
                 <w:sz w:val="20"/>
               </w:rPr>
-              <w:t>Redis 主从切换锁会丢吗？（RedLock）</w:t>
+              <w:t>锁过期了业务还没跑完怎么办（手写版）？</w:t>
+            </w:r>
+          </w:p>
+        </w:tc>
+        <w:tc>
+          <w:tcPr>
+            <w:tcW w:type="dxa" w:w="4320"/>
+          </w:tcPr>
+          <w:p>
+            <w:r>
+              <w:rPr>
+                <w:rFonts w:ascii="微软雅黑" w:hAnsi="微软雅黑" w:eastAsia="微软雅黑"/>
+                <w:b w:val="0"/>
+                <w:sz w:val="20"/>
+              </w:rPr>
+              <w:t>手写版的确有这个洞，这也是后来换 Redisson 的直接原因。当时的兜底是状态机 + DB 原子 SQL——锁失效最多重复进入，状态校验会拦住重复操作，不至于产生业务错误。</w:t>
+            </w:r>
+          </w:p>
+        </w:tc>
+      </w:tr>
+      <w:tr>
+        <w:tc>
+          <w:tcPr>
+            <w:tcW w:type="dxa" w:w="4320"/>
+          </w:tcPr>
+          <w:p>
+            <w:r>
+              <w:rPr>
+                <w:rFonts w:ascii="微软雅黑" w:hAnsi="微软雅黑" w:eastAsia="微软雅黑"/>
+                <w:b w:val="0"/>
+                <w:sz w:val="20"/>
+              </w:rPr>
+              <w:t>Redis 主从切换锁会丢吗（RedLock）？</w:t>
             </w:r>
           </w:p>
         </w:tc>
@@ -1155,7 +1212,7 @@
                 <w:b w:val="0"/>
                 <w:sz w:val="20"/>
               </w:rPr>
-              <w:t>锁的目标是防同一用户重复提交，不是防超卖——超卖由 DB 层 UPDATE WHERE stock&gt;=? 的行锁原子性防。锁粒度按「要互斥的主体」选：粒度错了要么锁不住要么全串行。</w:t>
+              <w:t>锁的目标是防同一用户重复提交，不是防超卖——超卖由 DB 层原子 SQL 的行锁防。锁粒度按「要互斥的主体」选，粒度错了要么锁不住要么全串行。</w:t>
             </w:r>
           </w:p>
         </w:tc>
@@ -1204,7 +1261,7 @@
           <w:color w:val="1F3864"/>
           <w:sz w:val="30"/>
         </w:rPr>
-        <w:t>第 4 章  缓存体系（缓存三兄弟必问）</w:t>
+        <w:t>第 4 章　缓存体系（缓存三兄弟必问）</w:t>
       </w:r>
     </w:p>
     <w:p>
@@ -1218,7 +1275,7 @@
           <w:color w:val="1F3864"/>
           <w:sz w:val="26"/>
         </w:rPr>
-        <w:t>4.1  怎么讲</w:t>
+        <w:t>4.1　怎么讲</w:t>
       </w:r>
     </w:p>
     <w:p>
@@ -1228,7 +1285,7 @@
           <w:b w:val="0"/>
           <w:sz w:val="21"/>
         </w:rPr>
-        <w:t>「商品详情用 Cache Aside 模式：读时先查 Redis，未命中查 DB 并回填，TTL 10 分钟；更新和删除商品时删缓存而不是更新缓存。另外用 ZSet 做了搜索热词榜、Set 做收藏。」</w:t>
+        <w:t>「商品详情用 Cache Aside 模式：读时先查 Redis，未命中查 DB 并回填，TTL 10 分钟；更新和删除商品时删缓存而不是更新缓存。另外用 ZSet 做了搜索热词榜、Set 做收藏和秒杀已购判断。」</w:t>
       </w:r>
     </w:p>
     <w:p>
@@ -1242,7 +1299,7 @@
           <w:color w:val="1F3864"/>
           <w:sz w:val="26"/>
         </w:rPr>
-        <w:t>4.2  追问链与答案要点</w:t>
+        <w:t>4.2　追问链与答案要点</w:t>
       </w:r>
     </w:p>
     <w:tbl>
@@ -1316,7 +1373,7 @@
                 <w:b w:val="0"/>
                 <w:sz w:val="20"/>
               </w:rPr>
-              <w:t>① 并发写时两个更新请求顺序错乱会把旧值留在缓存里，删缓存没有这个问题（谁删都一样）；② 写多读少的字段更新缓存全是无效功，删了等下次读再懒加载。</w:t>
+              <w:t>① 并发写时两个更新请求顺序错乱会把旧值留在缓存里，删缓存没有这个问题；② 写多读少的字段更新缓存全是无效功，删了等下次读再懒加载。</w:t>
             </w:r>
           </w:p>
         </w:tc>
@@ -1348,7 +1405,7 @@
                 <w:b w:val="0"/>
                 <w:sz w:val="20"/>
               </w:rPr>
-              <w:t>先更 DB 后删缓存（Cache Aside 标准）。反过来的话：删完缓存、DB 还没更完，并发读把旧值又填回缓存 → 脏到 TTL 结束。极端场景（读旧值+回填恰好卡在更新中间）可用延迟双删缓解。诚实版：我的项目靠「先更后删 + 10 分钟 TTL」达到最终一致，业务上可接受。</w:t>
+              <w:t>先更 DB 后删缓存（Cache Aside 标准）。反过来的话：删完缓存、DB 还没更完，并发读把旧值又填回缓存，脏到 TTL 结束。极端场景可用延迟双删缓解，我的项目靠「先更后删 + 10 分钟 TTL」达到最终一致。</w:t>
             </w:r>
           </w:p>
         </w:tc>
@@ -1380,7 +1437,7 @@
                 <w:b w:val="0"/>
                 <w:sz w:val="20"/>
               </w:rPr>
-              <w:t>查根本不存在的 id，每次都打穿到 DB。方案：① 空值也缓存（短 TTL）；② 布隆过滤器把不存在的 id 挡在门口。我的项目商品 id 由前端从列表页带来，天然不太会伪造，但接口被恶意扫就需要这两招。</w:t>
+              <w:t>查根本不存在的 id，每次都打穿到 DB。方案：① 空值也缓存（短 TTL）；② 布隆过滤器把不存在的 id 挡在门口（项目里商品这块已经加了布隆过滤器配置）。</w:t>
             </w:r>
           </w:p>
         </w:tc>
@@ -1412,7 +1469,7 @@
                 <w:b w:val="0"/>
                 <w:sz w:val="20"/>
               </w:rPr>
-              <w:t>热点 key 恰好过期的瞬间，海量请求同时打 DB。方案：① 互斥锁——只放一个请求去查 DB 回填，其他等待；② 逻辑过期——TTL 不设在 Redis 上，值里带过期时间，过期后异步刷新、旧值先顶着。</w:t>
+              <w:t>热点 key 恰好过期的瞬间，海量请求同时打 DB。方案：① 互斥锁——只放一个请求去查 DB 回填，其他等待；② 逻辑过期——值里带过期时间，过期后异步刷新、旧值先顶着。</w:t>
             </w:r>
           </w:p>
         </w:tc>
@@ -1444,7 +1501,7 @@
                 <w:b w:val="0"/>
                 <w:sz w:val="20"/>
               </w:rPr>
-              <w:t>大批 key 同时过期（或 Redis 整个挂掉）。方案：TTL 加随机偏移打散；Redis 高可用（主从+哨兵/集群）；服务端限流降级兜底（我的项目有 Sentinel）。</w:t>
+              <w:t>大批 key 同时过期（或 Redis 整个挂掉）。方案：TTL 加随机偏移打散；Redis 高可用；服务端限流降级兜底（项目里有 Sentinel）。</w:t>
             </w:r>
           </w:p>
         </w:tc>
@@ -1525,7 +1582,7 @@
           <w:color w:val="1F3864"/>
           <w:sz w:val="30"/>
         </w:rPr>
-        <w:t>第 5 章  MQ 异步与消息可靠性</w:t>
+        <w:t>第 5 章　MQ 异步与消息可靠性</w:t>
       </w:r>
     </w:p>
     <w:p>
@@ -1539,7 +1596,7 @@
           <w:color w:val="1F3864"/>
           <w:sz w:val="26"/>
         </w:rPr>
-        <w:t>5.1  怎么讲</w:t>
+        <w:t>5.1　怎么讲</w:t>
       </w:r>
     </w:p>
     <w:p>
@@ -1549,7 +1606,7 @@
           <w:b w:val="0"/>
           <w:sz w:val="21"/>
         </w:rPr>
-        <w:t>「订单 30 分钟未支付自动关闭，最初版本是 @Scheduled 每分钟扫表——全表扫描浪费 DB 资源、延迟精度差、多实例还会重复执行。重构成 RabbitMQ 方案：下单时发一条带 TTL 的消息进延迟队列，到期后经死信交换机路由到关单队列，消费者做状态判断幂等后关单回滚库存。消费端手动 ACK、失败重试 3 次。实测下单 30 秒后订单自动关闭、库存精确回滚。」</w:t>
+        <w:t>「订单 30 分钟未支付自动关闭，最初版本是 @Scheduled 每分钟扫表——全表扫描浪费 DB 资源、延迟精度差、多实例还会重复执行。重构成 RabbitMQ 方案：下单时事务提交后发一条带 TTL 的消息进延迟队列，到期后经死信交换机路由到关单队列，消费者做状态判断幂等后关单回滚库存。消费端手动 ACK、失败重试。」</w:t>
       </w:r>
     </w:p>
     <w:p>
@@ -1573,7 +1630,7 @@
         <w:br/>
         <w:t xml:space="preserve">                         order.close.queue -&gt; 消费者:</w:t>
         <w:br/>
-        <w:t xml:space="preserve">                         状态!=待支付则跳过(幂等) -&gt; 关单+回滚库存 -&gt; 手动ACK</w:t>
+        <w:t xml:space="preserve">                         状态!=待支付则跳过(幂等) -&gt; 关单+回滚库存(CAS原子UPDATE) -&gt; 手动ACK</w:t>
       </w:r>
     </w:p>
     <w:p>
@@ -1587,7 +1644,7 @@
           <w:color w:val="1F3864"/>
           <w:sz w:val="26"/>
         </w:rPr>
-        <w:t>5.2  追问链与答案要点</w:t>
+        <w:t>5.2　追问链与答案要点</w:t>
       </w:r>
     </w:p>
     <w:tbl>
@@ -1661,7 +1718,7 @@
                 <w:b w:val="0"/>
                 <w:sz w:val="20"/>
               </w:rPr>
-              <w:t>踩过的真坑思路：如果在事务内发消息、之后事务回滚——订单没创建但关单消息已经飞出去了（幽灵消息）。所以 convertAndSend 放在 TransactionTemplate.execute 返回之后。进阶方向：本地消息表/事务消息才是彻底方案。</w:t>
+              <w:t>踩过的真坑：如果在事务内发消息、之后事务回滚——订单没创建但关单消息已经飞出去了（幽灵消息）。所以 convertAndSend 放在 TransactionTemplate.execute 返回之后（详见第 3 章）。</w:t>
             </w:r>
           </w:p>
         </w:tc>
@@ -1678,7 +1735,7 @@
                 <w:b w:val="0"/>
                 <w:sz w:val="20"/>
               </w:rPr>
-              <w:t>消费者为什么不复用 cancelOrder？</w:t>
+              <w:t>消费者为什么不复用普通的取消订单逻辑？</w:t>
             </w:r>
           </w:p>
         </w:tc>
@@ -1693,7 +1750,7 @@
                 <w:b w:val="0"/>
                 <w:sz w:val="20"/>
               </w:rPr>
-              <w:t>真实踩坑：cancelOrder 里有 UserContext.getUserId()，那是从 HTTP 请求的 ThreadLocal 里取的；MQ 消费者线程没有 HTTP 上下文，直接 NPE。所以专门写了 closeOrderByMQ——MQ 消费逻辑必须独立于请求上下文。（这题顺便展示你懂 ThreadLocal）</w:t>
+              <w:t>MQ 消费者线程没有 HTTP 请求上下文，如果复用了依赖 ThreadLocal 取当前用户的逻辑会直接 NPE。所以关单是单独一条不依赖用户上下文的内部逻辑。</w:t>
             </w:r>
           </w:p>
         </w:tc>
@@ -1725,7 +1782,7 @@
                 <w:b w:val="0"/>
                 <w:sz w:val="20"/>
               </w:rPr>
-              <w:t>① 生产者→broker：confirm 机制确认送达（我的改进方向）；② broker 自身：队列+消息持久化，宕机重启不丢；③ broker→消费者：手动 ACK，处理成功才确认，消费中宕机消息会重投。三阶段各有各的保险，缺一个都可能丢。</w:t>
+              <w:t>① 生产者→broker：confirm 机制确认送达；② broker 自身：队列+消息持久化，宕机重启不丢；③ broker→消费者：手动 ACK，处理成功才确认。三阶段各有各的保险。</w:t>
             </w:r>
           </w:p>
         </w:tc>
@@ -1757,7 +1814,7 @@
                 <w:b w:val="0"/>
                 <w:sz w:val="20"/>
               </w:rPr>
-              <w:t>MQ 只保证至少一次（at-least-once），重复必然发生（ACK 丢失重投）。解法只有业务幂等：关单靠状态机（status != 待支付就跳过），秒杀靠查 DB 唯一记录。幂等是消费者的义务，不是 MQ 的。</w:t>
+              <w:t>MQ 只保证至少一次（at-least-once），重复必然发生。解法只有业务幂等：关单靠状态机（status 不是待支付就跳过，且落库是 CAS 原子 UPDATE），秒杀靠查 DB 唯一记录。幂等是消费者的义务，不是 MQ 的。</w:t>
             </w:r>
           </w:p>
         </w:tc>
@@ -1789,7 +1846,7 @@
                 <w:b w:val="0"/>
                 <w:sz w:val="20"/>
               </w:rPr>
-              <w:t>对比过：Redis ZSet 方案要自己写轮询、自己处理消费失败和重试；RabbitMQ 自带 ACK/重试/持久化/管理 UI。可靠性场景用专业 MQ，别自己造轮子。追问 TTL+DLX 的缺陷 → 队列头阻塞（前面消息 TTL 长会挡住后面短的），更优解是 rabbitmq-delayed-message-exchange 插件。</w:t>
+              <w:t>Redis ZSet 方案要自己写轮询、自己处理消费失败和重试；RabbitMQ 自带 ACK/重试/持久化/管理 UI。可靠性场景用专业 MQ，别自己造轮子。缺陷是队列头阻塞，更优解是 delayed-message-exchange 插件。</w:t>
             </w:r>
           </w:p>
         </w:tc>
@@ -1821,12 +1878,23 @@
                 <w:b w:val="0"/>
                 <w:sz w:val="20"/>
               </w:rPr>
-              <w:t>RabbitMQ：路由灵活（交换机类型多）、延迟队列方便、单条消息可靠性好——适合业务解耦。Kafka：顺序写盘+零拷贝、吞吐高一个量级、消息可回溯——适合日志/大数据管道。我的场景是业务消息（关单/秒杀），选 RabbitMQ。</w:t>
+              <w:t>RabbitMQ：路由灵活、延迟队列方便、单条消息可靠性好，适合业务解耦；Kafka：顺序写盘+零拷贝、吞吐高一个量级，适合日志/大数据管道。我的场景是业务消息，选 RabbitMQ。</w:t>
             </w:r>
           </w:p>
         </w:tc>
       </w:tr>
     </w:tbl>
+    <w:p>
+      <w:r>
+        <w:rPr>
+          <w:rFonts w:ascii="微软雅黑" w:hAnsi="微软雅黑" w:eastAsia="微软雅黑"/>
+          <w:b/>
+          <w:color w:val="2E74B5"/>
+          <w:sz w:val="21"/>
+        </w:rPr>
+        <w:t>实测弹药：下单 30 秒（生产配置 30 分钟）自动关单，库存 49→50、销量 1→0；ADMIN 后台手动关闭未付款订单：status 0→4，库存 195→196 精确回滚。</w:t>
+      </w:r>
+    </w:p>
     <w:p>
       <w:pPr>
         <w:pStyle w:val="Heading1"/>
@@ -1838,7 +1906,7 @@
           <w:color w:val="1F3864"/>
           <w:sz w:val="30"/>
         </w:rPr>
-        <w:t>第 6 章  MySQL 事务与 Seata 分布式事务</w:t>
+        <w:t>第 6 章　MySQL 事务与 Seata 分布式事务</w:t>
       </w:r>
     </w:p>
     <w:p>
@@ -1852,7 +1920,7 @@
           <w:color w:val="1F3864"/>
           <w:sz w:val="26"/>
         </w:rPr>
-        <w:t>6.1  怎么讲</w:t>
+        <w:t>6.1　怎么讲</w:t>
       </w:r>
     </w:p>
     <w:p>
@@ -1876,7 +1944,7 @@
           <w:color w:val="1F3864"/>
           <w:sz w:val="26"/>
         </w:rPr>
-        <w:t>6.2  追问链与答案要点</w:t>
+        <w:t>6.2　追问链与答案要点</w:t>
       </w:r>
     </w:p>
     <w:tbl>
@@ -1950,7 +2018,7 @@
                 <w:b w:val="0"/>
                 <w:sz w:val="20"/>
               </w:rPr>
-              <w:t>代理数据源解析你的业务 SQL → 查改动前镜像(before image) → 执行 SQL → 查改动后镜像(after image) → 把两个镜像写进 undo_log → 业务 SQL + undo_log 在同一个本地事务提交 + 向 TC 注册分支并拿全局锁。本地锁立刻释放，不长期占行锁——这是 AT 性能好的关键。</w:t>
+              <w:t>代理数据源解析业务 SQL → 查改动前镜像(before image) → 执行 SQL → 查改动后镜像(after image) → 两个镜像写进 undo_log → 业务 SQL + undo_log 同一本地事务提交 + 向 TC 注册分支拿全局锁。本地锁立刻释放，不长期占行锁——这是 AT 性能好的关键。</w:t>
             </w:r>
           </w:p>
         </w:tc>
@@ -1982,7 +2050,7 @@
                 <w:b w:val="0"/>
                 <w:sz w:val="20"/>
               </w:rPr>
-              <w:t>全局提交：各分支异步删 undo_log 就完事（数据早提交了）。全局回滚：按 undo_log 的 before image 生成反向 SQL 补偿；回滚前校验 after image 和当前值是否一致，不一致说明被人改过（脏写），转人工。</w:t>
+              <w:t>全局提交：各分支异步删 undo_log 就完事。全局回滚：按 undo_log 的 before image 生成反向 SQL 补偿；回滚前校验 after image 和当前值是否一致，不一致说明被人改过（脏写），转人工。</w:t>
             </w:r>
           </w:p>
         </w:tc>
@@ -2014,7 +2082,7 @@
                 <w:b w:val="0"/>
                 <w:sz w:val="20"/>
               </w:rPr>
-              <w:t>TC 维护的「修改记录归属权」：分支提交前要拿到该行的全局锁，防止两个全局事务交叉改同一行导致回滚时互相覆盖（脏写）。注意它不防本地事务的脏读——AT 默认隔离级别是读未提交（全局视角），需要更强隔离要用 select for update 代理。</w:t>
+              <w:t>TC 维护的「修改记录归属权」：分支提交前要拿到该行的全局锁，防止两个全局事务交叉改同一行导致回滚时互相覆盖。注意它不防本地事务的脏读——AT 默认隔离级别是读未提交（全局视角）。</w:t>
             </w:r>
           </w:p>
         </w:tc>
@@ -2046,7 +2114,39 @@
                 <w:b w:val="0"/>
                 <w:sz w:val="20"/>
               </w:rPr>
-              <w:t>AT：对业务无侵入、靠 undo_log 自动补偿，适合大多数增删改场景（我的选择）；TCC：Try-Confirm-Cancel 三个方法全手写，性能好但侵入大，适合资金类高要求场景；消息最终一致：本地消息表+MQ，吞吐最好但只保证最终一致、不能立刻回滚。答题框架：一致性强度 vs 侵入性 vs 性能的三角取舍。</w:t>
+              <w:t>AT：对业务无侵入、靠 undo_log 自动补偿，适合大多数增删改场景（我的选择）；TCC：Try-Confirm-Cancel 三个方法全手写，性能好但侵入大，适合资金类高要求场景；消息最终一致：本地消息表+MQ，吞吐最好但只保证最终一致。</w:t>
+            </w:r>
+          </w:p>
+        </w:tc>
+      </w:tr>
+      <w:tr>
+        <w:tc>
+          <w:tcPr>
+            <w:tcW w:type="dxa" w:w="4320"/>
+          </w:tcPr>
+          <w:p>
+            <w:r>
+              <w:rPr>
+                <w:rFonts w:ascii="微软雅黑" w:hAnsi="微软雅黑" w:eastAsia="微软雅黑"/>
+                <w:b w:val="0"/>
+                <w:sz w:val="20"/>
+              </w:rPr>
+              <w:t>这套系统一致性上有已知缺口吗？</w:t>
+            </w:r>
+          </w:p>
+        </w:tc>
+        <w:tc>
+          <w:tcPr>
+            <w:tcW w:type="dxa" w:w="4320"/>
+          </w:tcPr>
+          <w:p>
+            <w:r>
+              <w:rPr>
+                <w:rFonts w:ascii="微软雅黑" w:hAnsi="微软雅黑" w:eastAsia="微软雅黑"/>
+                <w:b w:val="0"/>
+                <w:sz w:val="20"/>
+              </w:rPr>
+              <w:t>有，主动说：下单流程里用了优惠券的话，user 服务的优惠券扣减没有接入 Seata 全局事务——如果用券成功后紧接着扣库存失败，Seata 只会回滚 order 库和 product 库（它俩在全局事务里），user 库的优惠券「已使用」状态不会自动回滚，会留脏数据。生产应该让 user 服务也接入 Seata，或用 MQ 异步补偿。</w:t>
             </w:r>
           </w:p>
         </w:tc>
@@ -2078,44 +2178,23 @@
                 <w:b w:val="0"/>
                 <w:sz w:val="20"/>
               </w:rPr>
-              <w:t>默认 RR。这里可以主动展开你最熟的：RR 靠 MVCC（快照读，事务第一次查询建 ReadView 复用到提交）解决不可重复读，靠临键锁解决大部分幻读；RC 每条语句新建 ReadView。互联网公司常改 RC——锁范围小并发高，接受不可重复读。（详版见 MySQL 事务笔记，这条链你已经背圆了）</w:t>
-            </w:r>
-          </w:p>
-        </w:tc>
-      </w:tr>
-      <w:tr>
-        <w:tc>
-          <w:tcPr>
-            <w:tcW w:type="dxa" w:w="4320"/>
-          </w:tcPr>
-          <w:p>
-            <w:r>
-              <w:rPr>
-                <w:rFonts w:ascii="微软雅黑" w:hAnsi="微软雅黑" w:eastAsia="微软雅黑"/>
-                <w:b w:val="0"/>
-                <w:sz w:val="20"/>
-              </w:rPr>
-              <w:t>实测弹药</w:t>
-            </w:r>
-          </w:p>
-        </w:tc>
-        <w:tc>
-          <w:tcPr>
-            <w:tcW w:type="dxa" w:w="4320"/>
-          </w:tcPr>
-          <w:p>
-            <w:r>
-              <w:rPr>
-                <w:rFonts w:ascii="微软雅黑" w:hAnsi="微软雅黑" w:eastAsia="微软雅黑"/>
-                <w:b w:val="0"/>
-                <w:sz w:val="20"/>
-              </w:rPr>
-              <w:t>ADMIN.5 关闭未付款订单：status 0→4、小米14Pro 库存 195→196 精确回滚；Seata 实验记录在 Seata docx 第 7 章（XID、undo_log 内容都亲眼看过）。</w:t>
+              <w:t>默认 RR，靠 MVCC（快照读）解决不可重复读，靠临键锁解决大部分幻读；RC 每条语句新建 ReadView。互联网公司常改 RC——锁范围小并发高，接受不可重复读。</w:t>
             </w:r>
           </w:p>
         </w:tc>
       </w:tr>
     </w:tbl>
+    <w:p>
+      <w:r>
+        <w:rPr>
+          <w:rFonts w:ascii="微软雅黑" w:hAnsi="微软雅黑" w:eastAsia="微软雅黑"/>
+          <w:b/>
+          <w:color w:val="2E74B5"/>
+          <w:sz w:val="21"/>
+        </w:rPr>
+        <w:t>实测弹药：Seata 实验记录在专门的 docx 里，XID、undo_log 内容都亲眼看过、制造过真实回滚。</w:t>
+      </w:r>
+    </w:p>
     <w:p>
       <w:pPr>
         <w:pStyle w:val="Heading1"/>
@@ -2127,7 +2206,7 @@
           <w:color w:val="1F3864"/>
           <w:sz w:val="30"/>
         </w:rPr>
-        <w:t>第 7 章  认证鉴权与接口防护</w:t>
+        <w:t>第 7 章　认证鉴权与接口防护（安全整改重点，加分项）</w:t>
       </w:r>
     </w:p>
     <w:p>
@@ -2141,7 +2220,7 @@
           <w:color w:val="1F3864"/>
           <w:sz w:val="26"/>
         </w:rPr>
-        <w:t>7.1  怎么讲</w:t>
+        <w:t>7.1　怎么讲</w:t>
       </w:r>
     </w:p>
     <w:p>
@@ -2151,7 +2230,7 @@
           <w:b w:val="0"/>
           <w:sz w:val="21"/>
         </w:rPr>
-        <w:t>「认证抽了独立的 auth 服务发 JWT（HMAC-SHA256 自包含 token，claims 带 userId/username/role），网关做统一鉴权：全局过滤器校验签名，白名单用 method+path 双维度——GET /product 游客放行，POST /product 必须登录且 role=1。密码存储用 BCrypt。接口防护上还做了 AOP + Redis 的接口限流。」</w:t>
+        <w:t>「认证抽了独立的 auth 服务发 JWT（HMAC-SHA256 自包含 token，claims 带 userId/username/role），网关做统一鉴权：全局过滤器校验签名，白名单用 method+path 双维度——GET /product 游客放行，POST /product 必须登录且 role=1。密码存储用 BCrypt。这块后来专门做过一轮上线前的安全整改：网关的写操作权限判断从「枚举哪些接口需要管理员」反转成「默认全部拒绝，只有明确写进白名单的用户自己的资源操作才放行」；补了 JWT 登出黑名单和账号禁用即时生效；文件上传加了魔数校验，不信任前端传来的扩展名和 Content-Type。」</w:t>
       </w:r>
     </w:p>
     <w:p>
@@ -2165,7 +2244,7 @@
           <w:color w:val="1F3864"/>
           <w:sz w:val="26"/>
         </w:rPr>
-        <w:t>7.2  白名单事故逐字稿（好故事）</w:t>
+        <w:t>7.2　白名单事故逐字稿（好故事）</w:t>
       </w:r>
     </w:p>
     <w:p>
@@ -2173,7 +2252,6 @@
         <w:rPr>
           <w:rFonts w:ascii="微软雅黑" w:hAnsi="微软雅黑" w:eastAsia="微软雅黑"/>
           <w:b w:val="0"/>
-          <w:color w:val="2E74B5"/>
           <w:sz w:val="21"/>
         </w:rPr>
         <w:t>「上线前端后发现游客一进首页就被弹到登录页。排查发现网关白名单只按路径前缀放行，漏了商品查询接口——游客 GET /product 直接 401。但简单把 /product 加进白名单又会把 POST /product（新增商品）也放开。所以我把白名单从「纯路径」升级成「method+path 双维度」：只放行 GET 的查询类路径，写操作一律拦截。修完用 8 个用例回归：游客查询全通、写攻击全挡。」</w:t>
@@ -2190,7 +2268,31 @@
           <w:color w:val="1F3864"/>
           <w:sz w:val="26"/>
         </w:rPr>
-        <w:t>7.3  追问链与答案要点</w:t>
+        <w:t>7.3　RBAC 默认拒绝反转逐字稿（更好的故事，体现安全意识）</w:t>
+      </w:r>
+    </w:p>
+    <w:p>
+      <w:r>
+        <w:rPr>
+          <w:rFonts w:ascii="微软雅黑" w:hAnsi="微软雅黑" w:eastAsia="微软雅黑"/>
+          <w:b w:val="0"/>
+          <w:sz w:val="21"/>
+        </w:rPr>
+        <w:t>「白名单修完之后，我又发现一个更深的洞：网关判断「这个写操作要不要管理员权限」，最早的写法是维护一个清单，列出「哪些接口是管理员专属」——但这意味着任何新增的写接口，只要忘了加进这个清单，就是一个所有登录用户都能调的漏洞。我真的在项目里发现了几个：任何登录用户都能调建优惠券的接口、能改分类、能调内部核销接口、能乱刷搜索索引同步。这些接口原本设计给内部/管理端用，但因为不在枚举里，网关直接放行了。修复方式是把判断逻辑整个反转：所有写操作默认要求管理员权限，只有明确写进「C 端用户自己资源」白名单的操作（购物车、收藏、订单、评价、地址、改自己资料、上传、领券、秒杀下单、发起支付）才允许普通用户用自己的 token 操作。这样以后新增任何写接口，忘配置的后果从「悄悄留一个洞」变成「功能报 403 立刻被发现」，安全性和可维护性一起解决了。」</w:t>
+      </w:r>
+    </w:p>
+    <w:p>
+      <w:pPr>
+        <w:pStyle w:val="Heading2"/>
+      </w:pPr>
+      <w:r>
+        <w:rPr>
+          <w:rFonts w:ascii="微软雅黑" w:hAnsi="微软雅黑" w:eastAsia="微软雅黑"/>
+          <w:b/>
+          <w:color w:val="1F3864"/>
+          <w:sz w:val="26"/>
+        </w:rPr>
+        <w:t>7.4　追问链与答案要点</w:t>
       </w:r>
     </w:p>
     <w:tbl>
@@ -2264,39 +2366,7 @@
                 <w:b w:val="0"/>
                 <w:sz w:val="20"/>
               </w:rPr>
-              <w:t>微服务多实例，Session 存单机内存天然不共享，要么粘性路由要么 Session 集中存储（Spring Session+Redis）；JWT 自包含（信息在 token 里，签名防篡改），服务端无状态，天然水平扩展。代价见下条。</w:t>
-            </w:r>
-          </w:p>
-        </w:tc>
-      </w:tr>
-      <w:tr>
-        <w:tc>
-          <w:tcPr>
-            <w:tcW w:type="dxa" w:w="4320"/>
-          </w:tcPr>
-          <w:p>
-            <w:r>
-              <w:rPr>
-                <w:rFonts w:ascii="微软雅黑" w:hAnsi="微软雅黑" w:eastAsia="微软雅黑"/>
-                <w:b w:val="0"/>
-                <w:sz w:val="20"/>
-              </w:rPr>
-              <w:t>JWT 怎么注销/踢人？</w:t>
-            </w:r>
-          </w:p>
-        </w:tc>
-        <w:tc>
-          <w:tcPr>
-            <w:tcW w:type="dxa" w:w="4320"/>
-          </w:tcPr>
-          <w:p>
-            <w:r>
-              <w:rPr>
-                <w:rFonts w:ascii="微软雅黑" w:hAnsi="微软雅黑" w:eastAsia="微软雅黑"/>
-                <w:b w:val="0"/>
-                <w:sz w:val="20"/>
-              </w:rPr>
-              <w:t>这是 JWT 的软肋：签发后到过期前服务端拦不住它。方案：① 短过期 + refresh token；② Redis 黑名单（注销时把 jti 拉黑，网关校验时查一下——等于又引入了状态，是取舍）。诚实版：我的项目目前靠过期时间兜底，黑名单是改进方向。</w:t>
+              <w:t>微服务多实例，Session 存单机内存天然不共享；JWT 自包含（信息在 token 里，签名防篡改），服务端无状态，天然水平扩展。</w:t>
             </w:r>
           </w:p>
         </w:tc>
@@ -2328,7 +2398,135 @@
                 <w:b w:val="0"/>
                 <w:sz w:val="20"/>
               </w:rPr>
-              <w:t>header(算法).payload(claims，Base64 可解码——所以不能放敏感信息).signature(前两段+secret 的 HMAC)。改 payload 会导致签名验不过——防篡改不防偷看。</w:t>
+              <w:t>header(算法).payload(claims，Base64 可解码——不能放敏感信息).signature(前两段+secret 的 HMAC)。改 payload 会导致签名验不过——防篡改不防偷看。</w:t>
+            </w:r>
+          </w:p>
+        </w:tc>
+      </w:tr>
+      <w:tr>
+        <w:tc>
+          <w:tcPr>
+            <w:tcW w:type="dxa" w:w="4320"/>
+          </w:tcPr>
+          <w:p>
+            <w:r>
+              <w:rPr>
+                <w:rFonts w:ascii="微软雅黑" w:hAnsi="微软雅黑" w:eastAsia="微软雅黑"/>
+                <w:b w:val="0"/>
+                <w:sz w:val="20"/>
+              </w:rPr>
+              <w:t>JWT 怎么注销/踢人？（已实现，别再说是改进方向）</w:t>
+            </w:r>
+          </w:p>
+        </w:tc>
+        <w:tc>
+          <w:tcPr>
+            <w:tcW w:type="dxa" w:w="4320"/>
+          </w:tcPr>
+          <w:p>
+            <w:r>
+              <w:rPr>
+                <w:rFonts w:ascii="微软雅黑" w:hAnsi="微软雅黑" w:eastAsia="微软雅黑"/>
+                <w:b w:val="0"/>
+                <w:sz w:val="20"/>
+              </w:rPr>
+              <w:t>登出时 auth 服务把 token 写进 Redis 黑名单（key=jwt:blacklist:{token}，TTL=token剩余有效期）；网关每次鉴权先查这个黑名单，命中直接 401——实现了「已签发的 token 也能被服务端强制失效」。同理做了账号禁用即时生效：管理员禁用某用户时写一个 Redis 标记(user:disabled:{userId})，网关鉴权链路查这个 key，命中 403，被禁用户即使拿着没过期的旧 token 也进不来，不用等 token 自然过期。</w:t>
+            </w:r>
+          </w:p>
+        </w:tc>
+      </w:tr>
+      <w:tr>
+        <w:tc>
+          <w:tcPr>
+            <w:tcW w:type="dxa" w:w="4320"/>
+          </w:tcPr>
+          <w:p>
+            <w:r>
+              <w:rPr>
+                <w:rFonts w:ascii="微软雅黑" w:hAnsi="微软雅黑" w:eastAsia="微软雅黑"/>
+                <w:b w:val="0"/>
+                <w:sz w:val="20"/>
+              </w:rPr>
+              <w:t>Redis 查询失败/超时会不会把登录链路拖垮？</w:t>
+            </w:r>
+          </w:p>
+        </w:tc>
+        <w:tc>
+          <w:tcPr>
+            <w:tcW w:type="dxa" w:w="4320"/>
+          </w:tcPr>
+          <w:p>
+            <w:r>
+              <w:rPr>
+                <w:rFonts w:ascii="微软雅黑" w:hAnsi="微软雅黑" w:eastAsia="微软雅黑"/>
+                <w:b w:val="0"/>
+                <w:sz w:val="20"/>
+              </w:rPr>
+              <w:t>fail-open 降级策略：查询异常用 onErrorReturn(false) 兜住，当作「没命中」处理，宁可暂时失去黑名单/禁用这两层增强校验，也不能让 Redis 故障拖垮整条鉴权主干道；被禁用户就算这层没拦住，重新登录时还会查库校验状态，是双保险的下层兜底。</w:t>
+            </w:r>
+          </w:p>
+        </w:tc>
+      </w:tr>
+      <w:tr>
+        <w:tc>
+          <w:tcPr>
+            <w:tcW w:type="dxa" w:w="4320"/>
+          </w:tcPr>
+          <w:p>
+            <w:r>
+              <w:rPr>
+                <w:rFonts w:ascii="微软雅黑" w:hAnsi="微软雅黑" w:eastAsia="微软雅黑"/>
+                <w:b w:val="0"/>
+                <w:sz w:val="20"/>
+              </w:rPr>
+              <w:t>内部接口（Feign 服务间调用）怎么防止被外部直接访问？</w:t>
+            </w:r>
+          </w:p>
+        </w:tc>
+        <w:tc>
+          <w:tcPr>
+            <w:tcW w:type="dxa" w:w="4320"/>
+          </w:tcPr>
+          <w:p>
+            <w:r>
+              <w:rPr>
+                <w:rFonts w:ascii="微软雅黑" w:hAnsi="微软雅黑" w:eastAsia="微软雅黑"/>
+                <w:b w:val="0"/>
+                <w:sz w:val="20"/>
+              </w:rPr>
+              <w:t>网关维护一条黑名单规则：路径里任何一段包含 /internal/、或以 /internal 结尾，一律 403，判断放在整个过滤链最前面优先级最高。服务间真正的 Feign 调用是走 Nacos 直连各服务端口，根本不经过网关，不受影响。</w:t>
+            </w:r>
+          </w:p>
+        </w:tc>
+      </w:tr>
+      <w:tr>
+        <w:tc>
+          <w:tcPr>
+            <w:tcW w:type="dxa" w:w="4320"/>
+          </w:tcPr>
+          <w:p>
+            <w:r>
+              <w:rPr>
+                <w:rFonts w:ascii="微软雅黑" w:hAnsi="微软雅黑" w:eastAsia="微软雅黑"/>
+                <w:b w:val="0"/>
+                <w:sz w:val="20"/>
+              </w:rPr>
+              <w:t>文件上传怎么防止恶意文件？</w:t>
+            </w:r>
+          </w:p>
+        </w:tc>
+        <w:tc>
+          <w:tcPr>
+            <w:tcW w:type="dxa" w:w="4320"/>
+          </w:tcPr>
+          <w:p>
+            <w:r>
+              <w:rPr>
+                <w:rFonts w:ascii="微软雅黑" w:hAnsi="微软雅黑" w:eastAsia="微软雅黑"/>
+                <w:b w:val="0"/>
+                <w:sz w:val="20"/>
+              </w:rPr>
+              <w:t>不信任前端的扩展名和 Content-Type，读文件真实字节比对魔数（JPEG开头 FFD8FF / PNG开头 89504E47 / GIF开头 47494638），命中才放行，服务端自己重新赋值扩展名和 Content-Type；SVG 本质是可以内嵌 script 的 XML 文本，故意不认它，防止公共读的对象存储桶变成存储型 XSS 攻击源。</w:t>
             </w:r>
           </w:p>
         </w:tc>
@@ -2360,7 +2558,7 @@
                 <w:b w:val="0"/>
                 <w:sz w:val="20"/>
               </w:rPr>
-              <w:t>① MD5 快——快是密码哈希的缺点，GPU 每秒亿次爆破；BCrypt 故意慢（cost 因子可调）。② BCrypt 自带随机盐存在结果里，同一密码每次哈希都不同，彩虹表失效。③ MD5 已有碰撞攻击。</w:t>
+              <w:t>① MD5 快——快是密码哈希的缺点，GPU 每秒亿次爆破；BCrypt 故意慢（cost 因子可调）。② BCrypt 自带随机盐，同一密码每次哈希都不同，彩虹表失效。③ MD5 已有碰撞攻击。</w:t>
             </w:r>
           </w:p>
         </w:tc>
@@ -2392,7 +2590,7 @@
                 <w:b w:val="0"/>
                 <w:sz w:val="20"/>
               </w:rPr>
-              <w:t>自定义 @RateLimit 注解 + AOP 切面 + Redis INCR/EXPIRE 固定窗口，支持 ip/user/global 三种维度（登录接口 5 次/分钟按 ip）。缺陷：窗口边界双倍流量——59 秒来 5 个、61 秒再来 5 个，2 秒内实际过了 10 个。进阶：滑动窗口(ZSet)/令牌桶(允许突发)/漏桶(恒定速率)；我的网关层还有 Sentinel 做正规军流控。</w:t>
+              <w:t>自定义注解 + AOP 切面 + Redis INCR/EXPIRE 固定窗口，支持 ip/user/global 三种维度。缺陷：窗口边界双倍流量。进阶：滑动窗口(ZSet)/令牌桶/漏桶；网关层还有 Sentinel 做正规军流控。</w:t>
             </w:r>
           </w:p>
         </w:tc>
@@ -2424,7 +2622,39 @@
                 <w:b w:val="0"/>
                 <w:sz w:val="20"/>
               </w:rPr>
-              <w:t>① 鉴权逻辑收口一处，改白名单不用动 7 个服务；② 非法请求在入口就被打回，不消耗业务服务资源；③ 业务服务信任网关传来的用户信息（header 透传 userId），专注业务。</w:t>
+              <w:t>① 鉴权逻辑收口一处，改规则不用动 9 个服务；② 非法请求在入口就被打回，不消耗业务服务资源；③ 业务服务信任网关传来的用户信息（header 透传），专注业务。</w:t>
+            </w:r>
+          </w:p>
+        </w:tc>
+      </w:tr>
+      <w:tr>
+        <w:tc>
+          <w:tcPr>
+            <w:tcW w:type="dxa" w:w="4320"/>
+          </w:tcPr>
+          <w:p>
+            <w:r>
+              <w:rPr>
+                <w:rFonts w:ascii="微软雅黑" w:hAnsi="微软雅黑" w:eastAsia="微软雅黑"/>
+                <w:b w:val="0"/>
+                <w:sz w:val="20"/>
+              </w:rPr>
+              <w:t>支付宝异步回调为什么整体免鉴权，不危险吗？</w:t>
+            </w:r>
+          </w:p>
+        </w:tc>
+        <w:tc>
+          <w:tcPr>
+            <w:tcW w:type="dxa" w:w="4320"/>
+          </w:tcPr>
+          <w:p>
+            <w:r>
+              <w:rPr>
+                <w:rFonts w:ascii="微软雅黑" w:hAnsi="微软雅黑" w:eastAsia="微软雅黑"/>
+                <w:b w:val="0"/>
+                <w:sz w:val="20"/>
+              </w:rPr>
+              <w:t>支付宝服务器发起的请求带不出你系统的 JWT。安全不是靠网关挡，是靠回调接口内部的 RSA2 验签（见第 13 章）——网关白名单只解决「能不能到达接口」，接口内部签名验证才是「这次调用是不是真的来自支付宝」。</w:t>
             </w:r>
           </w:p>
         </w:tc>
@@ -2441,7 +2671,7 @@
           <w:color w:val="1F3864"/>
           <w:sz w:val="30"/>
         </w:rPr>
-        <w:t>第 8 章  微服务治理（SCA 全家桶）</w:t>
+        <w:t>第 8 章　微服务治理（SCA 全家桶）</w:t>
       </w:r>
     </w:p>
     <w:p>
@@ -2455,7 +2685,7 @@
           <w:color w:val="1F3864"/>
           <w:sz w:val="26"/>
         </w:rPr>
-        <w:t>8.1  怎么讲</w:t>
+        <w:t>8.1　怎么讲</w:t>
       </w:r>
     </w:p>
     <w:p>
@@ -2465,7 +2695,7 @@
           <w:b w:val="0"/>
           <w:sz w:val="21"/>
         </w:rPr>
-        <w:t>「拆分按业务域：用户/商品/订单/评价/搜索/认证/文件，每个服务独立库表边界。Nacos 做注册发现和配置中心；Gateway 统一入口做路由（StripPrefix）和鉴权；Sentinel 做流控降级；Seata 管分布式事务。演进故事：这是从单体拆出来的，我经历过「什么时候该拆」的判断——单体先跑通业务闭环，遇到部署耦合、模块边界混乱才拆，不为拆而拆。」</w:t>
+        <w:t>「拆分按业务域：用户/商品/订单/评价/搜索/认证/文件/支付/AI客服，每个服务独立库表边界。Nacos 做注册发现和配置中心；Gateway 统一入口做路由（StripPrefix）和鉴权；Sentinel 做流控降级；Seata 管分布式事务。演进故事：这是从单体拆出来的，我经历过「什么时候该拆」的判断——单体先跑通业务闭环，遇到部署耦合、模块边界混乱才拆，不为拆而拆；后期支付和 AI 客服又是「独立能力独立服务」的新拆分。」</w:t>
       </w:r>
     </w:p>
     <w:p>
@@ -2479,7 +2709,7 @@
           <w:color w:val="1F3864"/>
           <w:sz w:val="26"/>
         </w:rPr>
-        <w:t>8.2  追问链与答案要点</w:t>
+        <w:t>8.2　追问链与答案要点</w:t>
       </w:r>
     </w:p>
     <w:tbl>
@@ -2553,7 +2783,7 @@
                 <w:b w:val="0"/>
                 <w:sz w:val="20"/>
               </w:rPr>
-              <w:t>先说不为什么拆：不为技术时髦。真实动机：① 模块独立部署（改商品不用重发订单）；② 故障隔离（评价挂了不影响下单）；③ 团队并行。依据按业务域(DDD 限界上下文的朴素版)：一个服务一块业务+自己的表，跨服务只走接口不直连库。反面教材是拆得太细——服务间调用链变长，事务和排障都变难。</w:t>
+              <w:t>不为技术时髦。真实动机：① 模块独立部署；② 故障隔离（评价挂了不影响下单）；③ 团队并行。依据按业务域：一个服务一块业务+自己的表，跨服务只走接口不直连库。反面教材是拆得太细——调用链变长，事务和排障都变难。</w:t>
             </w:r>
           </w:p>
         </w:tc>
@@ -2585,7 +2815,7 @@
                 <w:b w:val="0"/>
                 <w:sz w:val="20"/>
               </w:rPr>
-              <w:t>服务启动向 Nacos 注册（服务名→IP:端口），消费方按服务名拉取实例列表+本地缓存，Nacos 靠心跳（默认 5s）检测健康，临时实例 15s 没心跳标不健康、30s 剔除；实例变化推送给订阅者。配置中心：配置改动发布后推送到服务，@RefreshScope 的 Bean 热刷新。</w:t>
+              <w:t>服务启动向 Nacos 注册（服务名→IP:端口），消费方按服务名拉取实例列表+本地缓存，靠心跳检测健康，超时未心跳标不健康并剔除；实例变化推送给订阅者。配置中心：配置发布后推送，@RefreshScope 的 Bean 热刷新。</w:t>
             </w:r>
           </w:p>
         </w:tc>
@@ -2617,7 +2847,7 @@
                 <w:b w:val="0"/>
                 <w:sz w:val="20"/>
               </w:rPr>
-              <w:t>按路径断言路由：/user/** 转 user 服务（lb://mini-mall-user 走负载均衡），StripPrefix=1 去掉前缀。全局过滤器做 JWT 校验（第 7 章）。追问网关选型：Spring Cloud Gateway 基于 WebFlux 响应式非阻塞，比老 Zuul1 的同步模型吞吐高。</w:t>
+              <w:t>按路径断言路由：/user/** 转 user 服务（lb://mini-mall-user 走负载均衡），StripPrefix=1 去掉前缀。全局过滤器做 JWT 校验（第 7 章）。Spring Cloud Gateway 基于 WebFlux 响应式非阻塞，比老 Zuul1 的同步模型吞吐高。</w:t>
             </w:r>
           </w:p>
         </w:tc>
@@ -2681,7 +2911,7 @@
                 <w:b w:val="0"/>
                 <w:sz w:val="20"/>
               </w:rPr>
-              <w:t>OpenFeign（已查证代码，口径放心讲）：全项目 8 个 @FeignClient 接口分布在 6 个服务（order→user/product、review→product/order、user→product、product→review、search→product、auth→user），且每个都配了 Sentinel fallback 降级类。Feign 原理：接口+注解 → 动态代理生成 HTTP 调用，@FeignClient(name="mini-mall-user") 按服务名走 Nacos + LoadBalancer 负载均衡。加分细节①：common-security 里写了 FeignAuthInterceptor，Feign 调用时自动从 SecurityContextHolder 取 userId 塞进 X-User-Id 头——服务间的身份透传是拦截器统一做的，业务代码不用手动传。加分细节②：auth 服务里另有一个不加 @LoadBalanced 的普通 RestTemplate，专门调 GitHub OAuth 这种外部 URL——内部服务走 Feign+Nacos，外部 HTTP 走裸 RestTemplate，两者分工明确。</w:t>
+              <w:t>OpenFeign：全项目 11 个 @FeignClient 接口分布在 8 个服务，每个都配了 Sentinel fallback 降级类。原理：接口+注解 → 动态代理生成 HTTP 调用，按服务名走 Nacos + LoadBalancer 负载均衡。加分细节：common-security 里的 FeignAuthInterceptor 会自动从 SecurityContextHolder 取 userId 塞进 X-User-Id 头，服务间身份透传不用业务代码手动传；auth 服务里另有一个不加 @LoadBalanced 的普通 RestTemplate 专门调 GitHub OAuth 这种外部 URL——内部走 Feign+Nacos，外部走裸 RestTemplate，分工明确。</w:t>
             </w:r>
           </w:p>
         </w:tc>
@@ -2713,7 +2943,7 @@
                 <w:b w:val="0"/>
                 <w:sz w:val="20"/>
               </w:rPr>
-              <w:t>网络重试导致同一请求到达两次。手段分层：DB 唯一索引（终极兜底）、Redis setnx 请求令牌、状态机（我的订单关闭就是）、业务查重（我的秒杀消费者就是）。</w:t>
+              <w:t>网络重试导致同一请求到达两次。手段分层：DB 唯一索引（终极兜底，比如支付回调的 notify_id）、Redis setnx 请求令牌、状态机 CAS（订单关闭/支付/退款都是）、业务查重（秒杀消费者）。</w:t>
             </w:r>
           </w:p>
         </w:tc>
@@ -2730,460 +2960,7 @@
           <w:color w:val="1F3864"/>
           <w:sz w:val="30"/>
         </w:rPr>
-        <w:t>第 9 章  搜索：Elasticsearch（search 服务）</w:t>
-      </w:r>
-    </w:p>
-    <w:p>
-      <w:pPr>
-        <w:pStyle w:val="Heading2"/>
-      </w:pPr>
-      <w:r>
-        <w:rPr>
-          <w:rFonts w:ascii="微软雅黑" w:hAnsi="微软雅黑" w:eastAsia="微软雅黑"/>
-          <w:b/>
-          <w:color w:val="1F3864"/>
-          <w:sz w:val="26"/>
-        </w:rPr>
-        <w:t>9.1  怎么讲（含演进故事）</w:t>
-      </w:r>
-    </w:p>
-    <w:p>
-      <w:r>
-        <w:rPr>
-          <w:rFonts w:ascii="微软雅黑" w:hAnsi="微软雅黑" w:eastAsia="微软雅黑"/>
-          <w:b w:val="0"/>
-          <w:color w:val="2E74B5"/>
-          <w:sz w:val="21"/>
-        </w:rPr>
-        <w:t>「商品搜索最早就在 product 服务里，MyBatis-Plus 的 QueryWrapper.like 做 name 模糊查询。问题很明显：LIKE '%关键词%' 前导通配符走不了 B+ 树索引，数据一多就是全表扫描，而且没有分词、没有相关度排序。所以我单独拆了 search 服务接 Elasticsearch 8：商品数据灌进 mini_mall_product 索引，查询用 BoolQuery——关键词对 name/description/detail 三个字段 multi_match 打分（must），分类和价格区间用 term/range 做 filter 精确过滤；支持价格/销量/评分/最新四类排序，默认按 ES 相关度评分。数据同步目前是全量方案：search 服务通过 Feign 拉 product 的内部接口，saveAll 批量 upsert 进 ES；商品下架时调删除接口移除文档。另外热搜榜不是 ES 做的，是 Redis ZSet。」</w:t>
-      </w:r>
-    </w:p>
-    <w:p>
-      <w:pPr>
-        <w:shd w:val="clear" w:color="auto" w:fill="F4F4F4"/>
-        <w:spacing w:before="120" w:after="120"/>
-      </w:pPr>
-      <w:r>
-        <w:rPr>
-          <w:rFonts w:ascii="Consolas" w:hAnsi="Consolas" w:eastAsia="宋体"/>
-          <w:b w:val="0"/>
-          <w:sz w:val="18"/>
-        </w:rPr>
-        <w:t>旧: 前端 -&gt; product服务 -&gt; MySQL LIKE '%kw%' (全表扫/无分词/无打分)</w:t>
-        <w:br/>
-        <w:t>新: 前端 -&gt; search服务(:9005) -&gt; ES 8 索引 mini_mall_product</w:t>
-        <w:br/>
-        <w:t xml:space="preserve">         BoolQuery: must[multi_match(name,description,detail)]  &lt;- 打分排序</w:t>
-        <w:br/>
-        <w:t xml:space="preserve">                    filter[term(categoryId), range(price)]      &lt;- 不打分,可缓存</w:t>
-        <w:br/>
-        <w:t>同步: POST /search/sync -&gt; Feign拉product全量 -&gt; saveAll(upsert)</w:t>
-        <w:br/>
-        <w:t>删除: 商品下架 -&gt; DELETE /search/{id} -&gt; 从ES删文档</w:t>
-      </w:r>
-    </w:p>
-    <w:p>
-      <w:r>
-        <w:rPr>
-          <w:rFonts w:ascii="微软雅黑" w:hAnsi="微软雅黑" w:eastAsia="微软雅黑"/>
-          <w:b w:val="0"/>
-          <w:color w:val="2E74B5"/>
-          <w:sz w:val="21"/>
-        </w:rPr>
-        <w:t>这一章的演进故事和秒杀/MQ 是同一条线：先用最简单的方案跑通（MySQL LIKE），遇到真实瓶颈（索引失效+无分词）才引入新组件——面试时先讲「为什么换」再讲「换成了什么」。</w:t>
-      </w:r>
-    </w:p>
-    <w:p>
-      <w:pPr>
-        <w:pStyle w:val="Heading2"/>
-      </w:pPr>
-      <w:r>
-        <w:rPr>
-          <w:rFonts w:ascii="微软雅黑" w:hAnsi="微软雅黑" w:eastAsia="微软雅黑"/>
-          <w:b/>
-          <w:color w:val="1F3864"/>
-          <w:sz w:val="26"/>
-        </w:rPr>
-        <w:t>9.2  追问链与答案要点</w:t>
-      </w:r>
-    </w:p>
-    <w:tbl>
-      <w:tblPr>
-        <w:tblStyle w:val="LightGrid-Accent1"/>
-        <w:tblW w:type="auto" w:w="0"/>
-        <w:tblLook w:firstColumn="1" w:firstRow="1" w:lastColumn="0" w:lastRow="0" w:noHBand="0" w:noVBand="1" w:val="04A0"/>
-      </w:tblPr>
-      <w:tblGrid>
-        <w:gridCol w:w="4320"/>
-        <w:gridCol w:w="4320"/>
-      </w:tblGrid>
-      <w:tr>
-        <w:tc>
-          <w:tcPr>
-            <w:tcW w:type="dxa" w:w="4320"/>
-          </w:tcPr>
-          <w:p>
-            <w:r>
-              <w:rPr>
-                <w:rFonts w:ascii="微软雅黑" w:hAnsi="微软雅黑" w:eastAsia="微软雅黑"/>
-                <w:b/>
-                <w:color w:val="FFFFFF"/>
-                <w:sz w:val="20"/>
-              </w:rPr>
-              <w:t>追问</w:t>
-            </w:r>
-          </w:p>
-        </w:tc>
-        <w:tc>
-          <w:tcPr>
-            <w:tcW w:type="dxa" w:w="4320"/>
-          </w:tcPr>
-          <w:p>
-            <w:r>
-              <w:rPr>
-                <w:rFonts w:ascii="微软雅黑" w:hAnsi="微软雅黑" w:eastAsia="微软雅黑"/>
-                <w:b/>
-                <w:color w:val="FFFFFF"/>
-                <w:sz w:val="20"/>
-              </w:rPr>
-              <w:t>答案要点</w:t>
-            </w:r>
-          </w:p>
-        </w:tc>
-      </w:tr>
-      <w:tr>
-        <w:tc>
-          <w:tcPr>
-            <w:tcW w:type="dxa" w:w="4320"/>
-          </w:tcPr>
-          <w:p>
-            <w:r>
-              <w:rPr>
-                <w:rFonts w:ascii="微软雅黑" w:hAnsi="微软雅黑" w:eastAsia="微软雅黑"/>
-                <w:b w:val="0"/>
-                <w:sz w:val="20"/>
-              </w:rPr>
-              <w:t>为什么 MySQL LIKE 不行？ES 为什么行？</w:t>
-            </w:r>
-          </w:p>
-        </w:tc>
-        <w:tc>
-          <w:tcPr>
-            <w:tcW w:type="dxa" w:w="4320"/>
-          </w:tcPr>
-          <w:p>
-            <w:r>
-              <w:rPr>
-                <w:rFonts w:ascii="微软雅黑" w:hAnsi="微软雅黑" w:eastAsia="微软雅黑"/>
-                <w:b w:val="0"/>
-                <w:sz w:val="20"/>
-              </w:rPr>
-              <w:t>LIKE '%kw%' 前导 % 让 B+ 树索引失效（索引按前缀有序，中缀无从查起）→ 全表扫描；且没有分词（搜「苹果手机」匹配不到「苹果 iPhone 15 手机」）、没有相关度排序。ES 用倒排索引：写入时把文本分词，建「词项 → 文档ID列表」的映射，查询按词直接取文档列表，天然支持打分排序。</w:t>
-            </w:r>
-          </w:p>
-        </w:tc>
-      </w:tr>
-      <w:tr>
-        <w:tc>
-          <w:tcPr>
-            <w:tcW w:type="dxa" w:w="4320"/>
-          </w:tcPr>
-          <w:p>
-            <w:r>
-              <w:rPr>
-                <w:rFonts w:ascii="微软雅黑" w:hAnsi="微软雅黑" w:eastAsia="微软雅黑"/>
-                <w:b w:val="0"/>
-                <w:sz w:val="20"/>
-              </w:rPr>
-              <w:t>倒排索引是什么？</w:t>
-            </w:r>
-          </w:p>
-        </w:tc>
-        <w:tc>
-          <w:tcPr>
-            <w:tcW w:type="dxa" w:w="4320"/>
-          </w:tcPr>
-          <w:p>
-            <w:r>
-              <w:rPr>
-                <w:rFonts w:ascii="微软雅黑" w:hAnsi="微软雅黑" w:eastAsia="微软雅黑"/>
-                <w:b w:val="0"/>
-                <w:sz w:val="20"/>
-              </w:rPr>
-              <w:t>正排是「文档 → 有哪些词」，倒排是「词 → 出现在哪些文档」（posting list）。查询词也先分词，取各词的 posting list 求交集/并集，再按 BM25 算法打相关度分。这就是全文检索比 LIKE 快的根本：把扫描问题变成了查表问题。</w:t>
-            </w:r>
-          </w:p>
-        </w:tc>
-      </w:tr>
-      <w:tr>
-        <w:tc>
-          <w:tcPr>
-            <w:tcW w:type="dxa" w:w="4320"/>
-          </w:tcPr>
-          <w:p>
-            <w:r>
-              <w:rPr>
-                <w:rFonts w:ascii="微软雅黑" w:hAnsi="微软雅黑" w:eastAsia="微软雅黑"/>
-                <w:b w:val="0"/>
-                <w:sz w:val="20"/>
-              </w:rPr>
-              <w:t>must 和 filter 有什么区别？（你代码里真实用了）</w:t>
-            </w:r>
-          </w:p>
-        </w:tc>
-        <w:tc>
-          <w:tcPr>
-            <w:tcW w:type="dxa" w:w="4320"/>
-          </w:tcPr>
-          <w:p>
-            <w:r>
-              <w:rPr>
-                <w:rFonts w:ascii="微软雅黑" w:hAnsi="微软雅黑" w:eastAsia="微软雅黑"/>
-                <w:b w:val="0"/>
-                <w:sz w:val="20"/>
-              </w:rPr>
-              <w:t>must 参与相关度算分；filter 只回答是/否、不算分，结果能被 ES 缓存成 bitset 复用，性能更好。我的取舍：keyword 走 must（用户要按匹配度看结果），categoryId 和价格区间走 filter（是非题，打分没意义还浪费计算）——这是 BoolQuery 的标准分工。</w:t>
-            </w:r>
-          </w:p>
-        </w:tc>
-      </w:tr>
-      <w:tr>
-        <w:tc>
-          <w:tcPr>
-            <w:tcW w:type="dxa" w:w="4320"/>
-          </w:tcPr>
-          <w:p>
-            <w:r>
-              <w:rPr>
-                <w:rFonts w:ascii="微软雅黑" w:hAnsi="微软雅黑" w:eastAsia="微软雅黑"/>
-                <w:b w:val="0"/>
-                <w:sz w:val="20"/>
-              </w:rPr>
-              <w:t>text 和 keyword 类型的区别？</w:t>
-            </w:r>
-          </w:p>
-        </w:tc>
-        <w:tc>
-          <w:tcPr>
-            <w:tcW w:type="dxa" w:w="4320"/>
-          </w:tcPr>
-          <w:p>
-            <w:r>
-              <w:rPr>
-                <w:rFonts w:ascii="微软雅黑" w:hAnsi="微软雅黑" w:eastAsia="微软雅黑"/>
-                <w:b w:val="0"/>
-                <w:sz w:val="20"/>
-              </w:rPr>
-              <w:t>text 会分词，用于全文检索；keyword 不分词，整个值作为一个词项，用于精确匹配/排序/聚合。我的 mapping 用 @Document/@Field 注解声明：name/description/detail 是 Text，coverImage 这种不需要搜的是 Keyword，价格 Double、时间 Date（date_hour_minute_second 格式）。</w:t>
-            </w:r>
-          </w:p>
-        </w:tc>
-      </w:tr>
-      <w:tr>
-        <w:tc>
-          <w:tcPr>
-            <w:tcW w:type="dxa" w:w="4320"/>
-          </w:tcPr>
-          <w:p>
-            <w:r>
-              <w:rPr>
-                <w:rFonts w:ascii="微软雅黑" w:hAnsi="微软雅黑" w:eastAsia="微软雅黑"/>
-                <w:b w:val="0"/>
-                <w:sz w:val="20"/>
-              </w:rPr>
-              <w:t>ES 和 MySQL 的数据一致性怎么保证？</w:t>
-            </w:r>
-          </w:p>
-        </w:tc>
-        <w:tc>
-          <w:tcPr>
-            <w:tcW w:type="dxa" w:w="4320"/>
-          </w:tcPr>
-          <w:p>
-            <w:r>
-              <w:rPr>
-                <w:rFonts w:ascii="微软雅黑" w:hAnsi="微软雅黑" w:eastAsia="微软雅黑"/>
-                <w:b w:val="0"/>
-                <w:sz w:val="20"/>
-              </w:rPr>
-              <w:t>诚实版：目前是全量同步接口（运维触发，Feign 拉 product 全量 → saveAll，ES 的 save 是 upsert 有则覆盖所以可重复执行）+ 下架删除接口；单条增量同步的端点我预留了但还没实现。改进方向两条：① 商品变更发 MQ 消息、search 消费后 syncById（复用我关单那套可靠消费）；② Canal 订阅 binlog 全自动同步。搜索场景容忍秒级延迟，追求最终一致就够，不需要强一致。</w:t>
-            </w:r>
-          </w:p>
-        </w:tc>
-      </w:tr>
-      <w:tr>
-        <w:tc>
-          <w:tcPr>
-            <w:tcW w:type="dxa" w:w="4320"/>
-          </w:tcPr>
-          <w:p>
-            <w:r>
-              <w:rPr>
-                <w:rFonts w:ascii="微软雅黑" w:hAnsi="微软雅黑" w:eastAsia="微软雅黑"/>
-                <w:b w:val="0"/>
-                <w:sz w:val="20"/>
-              </w:rPr>
-              <w:t>中文分词用的什么？</w:t>
-            </w:r>
-          </w:p>
-        </w:tc>
-        <w:tc>
-          <w:tcPr>
-            <w:tcW w:type="dxa" w:w="4320"/>
-          </w:tcPr>
-          <w:p>
-            <w:r>
-              <w:rPr>
-                <w:rFonts w:ascii="微软雅黑" w:hAnsi="微软雅黑" w:eastAsia="微软雅黑"/>
-                <w:b w:val="0"/>
-                <w:sz w:val="20"/>
-              </w:rPr>
-              <w:t>诚实版：目前是 ES 默认 standard 分词器，中文会被切成单字，能搜但不精准（搜「手机」实际是搜「手」和「机」）。生产必须换 IK 分词器——ik_max_word 建索引（细粒度多收词）、ik_smart 查询（粗粒度少歧义），这是我明确知道的第一优先改进项。（这是真实状态，别编已装 IK，追问 mapping 里 analyzer 配置会露馅）</w:t>
-            </w:r>
-          </w:p>
-        </w:tc>
-      </w:tr>
-      <w:tr>
-        <w:tc>
-          <w:tcPr>
-            <w:tcW w:type="dxa" w:w="4320"/>
-          </w:tcPr>
-          <w:p>
-            <w:r>
-              <w:rPr>
-                <w:rFonts w:ascii="微软雅黑" w:hAnsi="微软雅黑" w:eastAsia="微软雅黑"/>
-                <w:b w:val="0"/>
-                <w:sz w:val="20"/>
-              </w:rPr>
-              <w:t>ES 的深分页问题知道吗？</w:t>
-            </w:r>
-          </w:p>
-        </w:tc>
-        <w:tc>
-          <w:tcPr>
-            <w:tcW w:type="dxa" w:w="4320"/>
-          </w:tcPr>
-          <w:p>
-            <w:r>
-              <w:rPr>
-                <w:rFonts w:ascii="微软雅黑" w:hAnsi="微软雅黑" w:eastAsia="微软雅黑"/>
-                <w:b w:val="0"/>
-                <w:sz w:val="20"/>
-              </w:rPr>
-              <w:t>from+size 翻页时每个分片都要取出 from+size 条汇总到协调节点再排序，页越深代价越大，ES 默认 max_result_window=10000 直接拒绝更深的。方案：search_after 用上一页最后一条的排序值做游标续查（只能顺序翻）；导出场景用 scroll/PIT。产品上电商列表页一般也只允许翻前几十页。</w:t>
-            </w:r>
-          </w:p>
-        </w:tc>
-      </w:tr>
-      <w:tr>
-        <w:tc>
-          <w:tcPr>
-            <w:tcW w:type="dxa" w:w="4320"/>
-          </w:tcPr>
-          <w:p>
-            <w:r>
-              <w:rPr>
-                <w:rFonts w:ascii="微软雅黑" w:hAnsi="微软雅黑" w:eastAsia="微软雅黑"/>
-                <w:b w:val="0"/>
-                <w:sz w:val="20"/>
-              </w:rPr>
-              <w:t>ES 写入后马上能搜到吗？</w:t>
-            </w:r>
-          </w:p>
-        </w:tc>
-        <w:tc>
-          <w:tcPr>
-            <w:tcW w:type="dxa" w:w="4320"/>
-          </w:tcPr>
-          <w:p>
-            <w:r>
-              <w:rPr>
-                <w:rFonts w:ascii="微软雅黑" w:hAnsi="微软雅黑" w:eastAsia="微软雅黑"/>
-                <w:b w:val="0"/>
-                <w:sz w:val="20"/>
-              </w:rPr>
-              <w:t>不能，ES 是近实时（NRT）：写入先进内存 buffer 并记 translog（防丢），默认每 1 秒 refresh 生成一个可搜的 segment——所以有最多约 1 秒的可见延迟。这对搜索业务无感，但意味着不能拿 ES 当强一致的主存储，主数据永远在 MySQL。</w:t>
-            </w:r>
-          </w:p>
-        </w:tc>
-      </w:tr>
-      <w:tr>
-        <w:tc>
-          <w:tcPr>
-            <w:tcW w:type="dxa" w:w="4320"/>
-          </w:tcPr>
-          <w:p>
-            <w:r>
-              <w:rPr>
-                <w:rFonts w:ascii="微软雅黑" w:hAnsi="微软雅黑" w:eastAsia="微软雅黑"/>
-                <w:b w:val="0"/>
-                <w:sz w:val="20"/>
-              </w:rPr>
-              <w:t>热搜榜怎么实现的？</w:t>
-            </w:r>
-          </w:p>
-        </w:tc>
-        <w:tc>
-          <w:tcPr>
-            <w:tcW w:type="dxa" w:w="4320"/>
-          </w:tcPr>
-          <w:p>
-            <w:r>
-              <w:rPr>
-                <w:rFonts w:ascii="微软雅黑" w:hAnsi="微软雅黑" w:eastAsia="微软雅黑"/>
-                <w:b w:val="0"/>
-                <w:sz w:val="20"/>
-              </w:rPr>
-              <w:t>不是 ES，是 Redis ZSet：每次搜索对 hot:search 这个 ZSet 给关键词 incrementScore +1，key 设 24 小时过期，取榜单用 reverseRangeWithScores 拿分数最高的 Top 10。ZSet 跳表天然按 score 有序，增分和取 TopN 都是 O(logN)——这是 ZSet 最经典的应用场景之一。</w:t>
-            </w:r>
-          </w:p>
-        </w:tc>
-      </w:tr>
-      <w:tr>
-        <w:tc>
-          <w:tcPr>
-            <w:tcW w:type="dxa" w:w="4320"/>
-          </w:tcPr>
-          <w:p>
-            <w:r>
-              <w:rPr>
-                <w:rFonts w:ascii="微软雅黑" w:hAnsi="微软雅黑" w:eastAsia="微软雅黑"/>
-                <w:b w:val="0"/>
-                <w:sz w:val="20"/>
-              </w:rPr>
-              <w:t>search 服务挂了怎么办？</w:t>
-            </w:r>
-          </w:p>
-        </w:tc>
-        <w:tc>
-          <w:tcPr>
-            <w:tcW w:type="dxa" w:w="4320"/>
-          </w:tcPr>
-          <w:p>
-            <w:r>
-              <w:rPr>
-                <w:rFonts w:ascii="微软雅黑" w:hAnsi="微软雅黑" w:eastAsia="微软雅黑"/>
-                <w:b w:val="0"/>
-                <w:sz w:val="20"/>
-              </w:rPr>
-              <w:t>search 是非核心链路：Gateway 路由隔离，挂了不影响下单支付；且 search 调 product 的 Feign 也配了 fallback。兜底方向：前端可降级回 product 服务的 MySQL 搜索接口（老接口还在），这就是保留演进旧路的意外好处。</w:t>
-            </w:r>
-          </w:p>
-        </w:tc>
-      </w:tr>
-    </w:tbl>
-    <w:p>
-      <w:pPr>
-        <w:pStyle w:val="Heading1"/>
-      </w:pPr>
-      <w:r>
-        <w:rPr>
-          <w:rFonts w:ascii="微软雅黑" w:hAnsi="微软雅黑" w:eastAsia="微软雅黑"/>
-          <w:b/>
-          <w:color w:val="1F3864"/>
-          <w:sz w:val="30"/>
-        </w:rPr>
-        <w:t>第 10 章  JVM / JUC 怎么借项目被问到</w:t>
+        <w:t>第 9 章　JVM / JUC 怎么借项目被问到</w:t>
       </w:r>
     </w:p>
     <w:p>
@@ -3267,7 +3044,7 @@
                 <w:b w:val="0"/>
                 <w:sz w:val="20"/>
               </w:rPr>
-              <w:t>整套 SOP 你亲手跑过：jps 拿 pid → jstat -gcutil 看心电图（O 谷底抬升=泄漏）→ jmap -histo 找凶手类 → dump 给 MAT。补一句生产用 Arthas。数据都在 JVM docx 第 7 章，是你的真实实验。</w:t>
+              <w:t>整套 SOP 亲手跑过：jps 拿 pid → jstat -gcutil 看心电图（O 谷底抬升=泄漏）→ jmap -histo 找凶手类 → dump 给 MAT。补一句生产用 Arthas。</w:t>
             </w:r>
           </w:p>
         </w:tc>
@@ -3331,7 +3108,7 @@
                 <w:b w:val="0"/>
                 <w:sz w:val="20"/>
               </w:rPr>
-              <w:t>诚实版：目前默认 G1 + 未特调，我的原则是「先监控后调参」——会先加 -Xlog:gc 和 HeapDumpOnOOM 这两个免费保险，再按停顿/吞吐目标调。（背 7.8 参数表防追问）</w:t>
+              <w:t>诚实版：目前默认 G1 + 未特调，原则是「先监控后调参」——先加 -Xlog:gc 和 HeapDumpOnOOM 这两个免费保险，再按停顿/吞吐目标调。</w:t>
             </w:r>
           </w:p>
         </w:tc>
@@ -3363,7 +3140,7 @@
                 <w:b w:val="0"/>
                 <w:sz w:val="20"/>
               </w:rPr>
-              <w:t>分层答：跨进程靠 Redis（Lua/分布式锁），进程内 ThreadLocal 存用户上下文（顺带讲 MQ 消费者 NPE 坑和内存泄漏军规 remove()）、原子性靠 CAS 思想（Redis 的 SETNX 本质同款）。并发细节在并发 docx。</w:t>
+              <w:t>分层答：跨进程靠 Redis（Lua/分布式锁），进程内 ThreadLocal 存用户上下文（顺带讲 MQ 消费者 NPE 坑和 remove() 军规）、原子性靠 CAS 思想（Redis 的 SETNX、订单状态机的条件 UPDATE 本质同款）。</w:t>
             </w:r>
           </w:p>
         </w:tc>
@@ -3395,7 +3172,7 @@
                 <w:b w:val="0"/>
                 <w:sz w:val="20"/>
               </w:rPr>
-              <w:t>真实使用：UserContext 存当前登录用户，拦截器 set、业务取、afterCompletion remove。踩坑实证：MQ 消费者线程没这个上下文所以 NPE——说明你真用过而不是背的。弱引用 key 泄漏原理接 JVM docx 3.7。</w:t>
+              <w:t>真实使用：SecurityContextHolder 存当前登录用户，拦截器 set、业务取、afterCompletion remove。踩坑实证：MQ 消费者线程没这个上下文所以 NPE——说明你真用过而不是背的。</w:t>
             </w:r>
           </w:p>
         </w:tc>
@@ -3412,7 +3189,7 @@
           <w:color w:val="1F3864"/>
           <w:sz w:val="30"/>
         </w:rPr>
-        <w:t>第 11 章  灵魂拷问题（提前写好答案）</w:t>
+        <w:t>第 10 章　灵魂拷问题（提前写好答案）</w:t>
       </w:r>
     </w:p>
     <w:tbl>
@@ -3486,7 +3263,7 @@
                 <w:b w:val="0"/>
                 <w:sz w:val="20"/>
               </w:rPr>
-              <w:t>首推「锁与事务边界」（3.2 逐字稿）：有排查过程、有原理（声明式事务边界隐形）、有修复（TransactionTemplate）、有验证——完整 STAR。备选：秒杀四层防护的设计取舍。</w:t>
+              <w:t>首推「锁与事务边界」（3.2 逐字稿）：有排查过程、有原理（声明式事务边界隐形+AOP自调用失效）、有修复（TransactionTemplate）——完整 STAR。备选：秒杀四层防护的设计取舍、支付回调四道防线。</w:t>
             </w:r>
           </w:p>
         </w:tc>
@@ -3518,7 +3295,7 @@
                 <w:b w:val="0"/>
                 <w:sz w:val="20"/>
               </w:rPr>
-              <w:t>三选一按面试官口味：① 网关白名单 401（7.2，安全设计意识）；② MQ 消费者 UserContext NPE（ThreadLocal 理解）；③ MyBatis-Plus 分页 total=0（漏配拦截器，排查依赖问题的能力）。</w:t>
+              <w:t>四选一按面试官口味：① 网关白名单 401（7.2，安全设计意识）；② RBAC 默认拒绝反转（7.3，主动发现并修复真实漏洞，安全意识更高一档）；③ 锁和事务边界的幽灵消息（3.2）；④ MyBatis-Plus 分页 total=0（漏配拦截器，排查依赖问题的能力）。</w:t>
             </w:r>
           </w:p>
         </w:tc>
@@ -3550,7 +3327,7 @@
                 <w:b w:val="0"/>
                 <w:sz w:val="20"/>
               </w:rPr>
-              <w:t>分层扩容路线：① 服务无状态（JWT）直接水平加实例；② Redis 主从+哨兵，热 key 本地缓存(Caffeine)二级缓存；③ MySQL 读写分离 → 分库分表（订单按 userId 分片）；④ MQ 集群+消费者组扩容；⑤ 前置 CDN+静态化。要点：按瓶颈逐层扩，不是一上来就分库分表。</w:t>
+              <w:t>分层扩容路线：① 服务无状态（JWT）直接水平加实例；② Redis 主从+哨兵，热 key 本地缓存二级缓存；③ MySQL 读写分离 → 分库分表；④ MQ 集群+消费者组扩容；⑤ 前置 CDN+静态化。按瓶颈逐层扩，不是一上来就分库分表。</w:t>
             </w:r>
           </w:p>
         </w:tc>
@@ -3582,7 +3359,7 @@
                 <w:b w:val="0"/>
                 <w:sz w:val="20"/>
               </w:rPr>
-              <w:t>「正在上线路线上：业务闭环和端到端回归已完成（13/13 链路通过），当前在做生产化改造——配置外置到 Nacos、HTTPS、日志聚合、Prometheus 监控、CI/CD。」说规划=有生产意识。</w:t>
+              <w:t>「正在上线路线上：业务闭环和端到端回归已完成，支付宝沙箱的下单跳转和签名链路已实测，当前卡在支付回调需要公网地址这一步，计划上线时用正式域名配置打通；同时在做配置外置、HTTPS、日志聚合、监控这些生产化改造。」说清楚卡在哪+方向=有生产意识。</w:t>
             </w:r>
           </w:p>
         </w:tc>
@@ -3614,7 +3391,7 @@
                 <w:b w:val="0"/>
                 <w:sz w:val="20"/>
               </w:rPr>
-              <w:t>主动认知边界（这题考自知）：分库分表、链路追踪(SkyWalking)、压测体系(全链路)、优惠券超发的防护、库存的最终对账 Job、多级缓存。能说出缺什么=知道生产长什么样。</w:t>
+              <w:t>主动认知边界：分库分表、链路追踪、全链路压测体系、优惠券超发防护、库存最终对账 Job、多级缓存、退款审批的操作留痕/日志。能说出缺什么=知道生产长什么样。</w:t>
             </w:r>
           </w:p>
         </w:tc>
@@ -3646,7 +3423,7 @@
                 <w:b w:val="0"/>
                 <w:sz w:val="20"/>
               </w:rPr>
-              <w:t>不用辩解，用细节自证：报数字（10并发5库存/30秒关单/195→196）、讲踩坑排查过程、讲否决过的方案（Redis ZSet 延迟队列为什么不用）。追问任何一层你都接得住，这就是最好的证明。</w:t>
+              <w:t>不用辩解，用细节自证：报数字、讲踩坑排查过程、讲否决过的方案（比如为什么不用 Redis ZSet 做延迟队列）。追问任何一层都接得住，这就是最好的证明。</w:t>
             </w:r>
           </w:p>
         </w:tc>
@@ -3695,7 +3472,7 @@
           <w:color w:val="1F3864"/>
           <w:sz w:val="30"/>
         </w:rPr>
-        <w:t>第 12 章  真实数字弹药库（背熟，别报错）</w:t>
+        <w:t>第 11 章　真实数字弹药库（背熟，别报错）</w:t>
       </w:r>
     </w:p>
     <w:tbl>
@@ -3801,7 +3578,7 @@
                 <w:b w:val="0"/>
                 <w:sz w:val="20"/>
               </w:rPr>
-              <w:t>payOrder 订单级锁 + 状态机双层防护压测</w:t>
+              <w:t>订单支付锁 + 状态机 CAS 双层防护压测</w:t>
             </w:r>
           </w:p>
         </w:tc>
@@ -3833,7 +3610,7 @@
                 <w:b w:val="0"/>
                 <w:sz w:val="20"/>
               </w:rPr>
-              <w:t>RabbitMQ TTL+DLX 延迟关单端到端测试（测试 TTL 30s，生产 30min）</w:t>
+              <w:t>RabbitMQ TTL+DLX 延迟关单端到端测试（测试值 30 秒，生产配置 30 分钟）</w:t>
             </w:r>
           </w:p>
         </w:tc>
@@ -3946,7 +3723,7 @@
                 <w:b w:val="0"/>
                 <w:sz w:val="20"/>
               </w:rPr>
-              <w:t>7 个业务服务 + 网关，Nacos/Sentinel/Seata 治理</w:t>
+              <w:t>9 个业务服务 + 网关，共 10 个微服务实例</w:t>
             </w:r>
           </w:p>
         </w:tc>
@@ -3961,7 +3738,39 @@
                 <w:b w:val="0"/>
                 <w:sz w:val="20"/>
               </w:rPr>
-              <w:t>微服务架构规模</w:t>
+              <w:t>Nacos/Sentinel/Seata 治理的完整规模</w:t>
+            </w:r>
+          </w:p>
+        </w:tc>
+      </w:tr>
+      <w:tr>
+        <w:tc>
+          <w:tcPr>
+            <w:tcW w:type="dxa" w:w="4320"/>
+          </w:tcPr>
+          <w:p>
+            <w:r>
+              <w:rPr>
+                <w:rFonts w:ascii="微软雅黑" w:hAnsi="微软雅黑" w:eastAsia="微软雅黑"/>
+                <w:b w:val="0"/>
+                <w:sz w:val="20"/>
+              </w:rPr>
+              <w:t>11 个 @FeignClient 分布在 8 个服务</w:t>
+            </w:r>
+          </w:p>
+        </w:tc>
+        <w:tc>
+          <w:tcPr>
+            <w:tcW w:type="dxa" w:w="4320"/>
+          </w:tcPr>
+          <w:p>
+            <w:r>
+              <w:rPr>
+                <w:rFonts w:ascii="微软雅黑" w:hAnsi="微软雅黑" w:eastAsia="微软雅黑"/>
+                <w:b w:val="0"/>
+                <w:sz w:val="20"/>
+              </w:rPr>
+              <w:t>服务间调用规模，全部配了 Sentinel fallback</w:t>
             </w:r>
           </w:p>
         </w:tc>
@@ -4010,7 +3819,7 @@
                 <w:b w:val="0"/>
                 <w:sz w:val="20"/>
               </w:rPr>
-              <w:t>Lua 脚本 22 行、4 步原子操作</w:t>
+              <w:t>Lua 脚本 4 步原子操作</w:t>
             </w:r>
           </w:p>
         </w:tc>
@@ -4025,7 +3834,71 @@
                 <w:b w:val="0"/>
                 <w:sz w:val="20"/>
               </w:rPr>
-              <w:t>秒杀核心脚本</w:t>
+              <w:t>秒杀核心脚本：判活动/判重复/判库存/扣减记录</w:t>
+            </w:r>
+          </w:p>
+        </w:tc>
+      </w:tr>
+      <w:tr>
+        <w:tc>
+          <w:tcPr>
+            <w:tcW w:type="dxa" w:w="4320"/>
+          </w:tcPr>
+          <w:p>
+            <w:r>
+              <w:rPr>
+                <w:rFonts w:ascii="微软雅黑" w:hAnsi="微软雅黑" w:eastAsia="微软雅黑"/>
+                <w:b w:val="0"/>
+                <w:sz w:val="20"/>
+              </w:rPr>
+              <w:t>支付宝沙箱下单跳转 + RSA2 签名链路已实测通过</w:t>
+            </w:r>
+          </w:p>
+        </w:tc>
+        <w:tc>
+          <w:tcPr>
+            <w:tcW w:type="dxa" w:w="4320"/>
+          </w:tcPr>
+          <w:p>
+            <w:r>
+              <w:rPr>
+                <w:rFonts w:ascii="微软雅黑" w:hAnsi="微软雅黑" w:eastAsia="微软雅黑"/>
+                <w:b w:val="0"/>
+                <w:sz w:val="20"/>
+              </w:rPr>
+              <w:t>能看到真实沙箱收银台；notify 回调因需公网地址暂未打通端到端，上线时补</w:t>
+            </w:r>
+          </w:p>
+        </w:tc>
+      </w:tr>
+      <w:tr>
+        <w:tc>
+          <w:tcPr>
+            <w:tcW w:type="dxa" w:w="4320"/>
+          </w:tcPr>
+          <w:p>
+            <w:r>
+              <w:rPr>
+                <w:rFonts w:ascii="微软雅黑" w:hAnsi="微软雅黑" w:eastAsia="微软雅黑"/>
+                <w:b w:val="0"/>
+                <w:sz w:val="20"/>
+              </w:rPr>
+              <w:t>AI 客服 embedding 1024 维，语义检索召回验证通过</w:t>
+            </w:r>
+          </w:p>
+        </w:tc>
+        <w:tc>
+          <w:tcPr>
+            <w:tcW w:type="dxa" w:w="4320"/>
+          </w:tcPr>
+          <w:p>
+            <w:r>
+              <w:rPr>
+                <w:rFonts w:ascii="微软雅黑" w:hAnsi="微软雅黑" w:eastAsia="微软雅黑"/>
+                <w:b w:val="0"/>
+                <w:sz w:val="20"/>
+              </w:rPr>
+              <w:t>RAG 基于退货/运费政策问答，实测无幻觉</w:t>
             </w:r>
           </w:p>
         </w:tc>
@@ -4036,10 +3909,10 @@
         <w:rPr>
           <w:rFonts w:ascii="微软雅黑" w:hAnsi="微软雅黑" w:eastAsia="微软雅黑"/>
           <w:b w:val="0"/>
-          <w:color w:val="2E74B5"/>
+          <w:color w:val="C00000"/>
           <w:sz w:val="21"/>
         </w:rPr>
-        <w:t>报数字的姿势：「我压测过，10 个并发抢 5 件库存，结果精确 5 成 5 败」——数字+验证方式一起说，可信度翻倍。</w:t>
+        <w:t>报数字的姿势：「我压测过，10 个并发抢 5 件库存，结果精确 5 成 5 败」——数字+验证方式一起说，可信度翻倍。不确定/没测过的数字，诚实说「设计完整但还没端到端实测」，别硬编。</w:t>
       </w:r>
     </w:p>
     <w:p>
@@ -4053,7 +3926,7 @@
           <w:color w:val="1F3864"/>
           <w:sz w:val="30"/>
         </w:rPr>
-        <w:t>第 13 章  一页速记（面试前 10 分钟看这页）</w:t>
+        <w:t>第 12 章　一页速记（面试前 10 分钟看这页）</w:t>
       </w:r>
     </w:p>
     <w:p>
@@ -4067,29 +3940,57 @@
           <w:b w:val="0"/>
           <w:sz w:val="18"/>
         </w:rPr>
-        <w:t>开场30秒: SCA全家桶 7服务 / 三大问题: 秒杀超卖·跨服务一致性·订单异步关闭 / 都有压测数据</w:t>
+        <w:t>开场30秒: SCA全家桶 9服务+网关 / 四大问题: 秒杀超卖·跨服务一致性·订单异步关闭·支付资金安全</w:t>
         <w:br/>
         <w:br/>
         <w:t>六条主追问链的第一句:</w:t>
         <w:br/>
-        <w:t>1 秒杀   -&gt; "四层防护, 核心是Lua把四步判断压成原子, 10并发5库存零超卖"</w:t>
+        <w:t>1 秒杀     -&gt; "四层防护, 核心是Lua把四步判断压成原子, 10并发5库存零超卖"</w:t>
         <w:br/>
-        <w:t>2 锁     -&gt; "SETNX+UUID+Lua三件套; 最深的坑是锁和事务边界, 我细讲…"</w:t>
+        <w:t>2 锁       -&gt; "手写SETNX+UUID+Lua三件套学透原理, 上线前换成Redisson看门狗; 最深的坑是锁和事务边界"</w:t>
         <w:br/>
-        <w:t>3 缓存   -&gt; "Cache Aside先更DB后删缓存; 三兄弟: 穿透空值/击穿互斥锁/雪崩随机TTL"</w:t>
+        <w:t>3 缓存     -&gt; "Cache Aside先更DB后删缓存; 三兄弟: 穿透空值/布隆过滤器, 击穿互斥锁, 雪崩随机TTL"</w:t>
         <w:br/>
-        <w:t>4 MQ    -&gt; "TTL+DLX替代扫表; 可靠性三阶段confirm/持久化/手动ACK; 幂等是消费者义务"</w:t>
+        <w:t>4 MQ       -&gt; "TTL+DLX替代扫表; 可靠性三阶段confirm/持久化/手动ACK; 幂等是消费者义务"</w:t>
         <w:br/>
-        <w:t>5 Seata -&gt; "AT一阶段业务SQL+undo_log同事务提交, 二阶段异步删或反向补偿, 全局锁防脏写"</w:t>
+        <w:t>5 Seata    -&gt; "AT一阶段业务SQL+undo_log同事务提交, 二阶段异步删或反向补偿, 全局锁防脏写"</w:t>
         <w:br/>
-        <w:t>6 ES    -&gt; "LIKE前导%索引失效+无分词才引入; must打分/filter过滤; 同步全量upsert,</w:t>
-        <w:br/>
-        <w:t xml:space="preserve">           增量MQ是改进方向; 分词器standard待换IK(诚实版); 热搜是Redis ZSet不是ES"</w:t>
+        <w:t>6 支付退款 -&gt; "回调四道关:验签/幂等/金额校验/CAS; 退款两阶段防越权, 申请和真正动钱权限分离"</w:t>
         <w:br/>
         <w:br/>
-        <w:t>必背数字: 10并发5库存 / 30秒关单 / 195-&gt;196 / 13比13 / 8比8</w:t>
+        <w:t>必背数字: 10并发5库存 / 30秒关单 / 195-&gt;196 / 13比13 / 8比8 / 9个服务 / 11个Feign</w:t>
         <w:br/>
         <w:t>遇到不会: "我项目没做到这层, 但方向是X" —— 永远别编</w:t>
+        <w:br/>
+        <w:t>配套详版: 支付/退款第13章｜AI客服第14章｜JVM/并发/Seata/MySQL见散笔记各专题docx</w:t>
+      </w:r>
+    </w:p>
+    <w:p>
+      <w:pPr>
+        <w:pStyle w:val="Heading1"/>
+      </w:pPr>
+      <w:r>
+        <w:rPr>
+          <w:rFonts w:ascii="微软雅黑" w:hAnsi="微软雅黑" w:eastAsia="微软雅黑"/>
+          <w:b/>
+          <w:color w:val="1F3864"/>
+          <w:sz w:val="30"/>
+        </w:rPr>
+        <w:t>第 13 章　支付与退款（新模块，安全设计重点）</w:t>
+      </w:r>
+    </w:p>
+    <w:p>
+      <w:pPr>
+        <w:pStyle w:val="Heading2"/>
+      </w:pPr>
+      <w:r>
+        <w:rPr>
+          <w:rFonts w:ascii="微软雅黑" w:hAnsi="微软雅黑" w:eastAsia="微软雅黑"/>
+          <w:b/>
+          <w:color w:val="1F3864"/>
+          <w:sz w:val="26"/>
+        </w:rPr>
+        <w:t>13.1　怎么讲</w:t>
       </w:r>
     </w:p>
     <w:p>
@@ -4097,22 +3998,671 @@
         <w:rPr>
           <w:rFonts w:ascii="微软雅黑" w:hAnsi="微软雅黑" w:eastAsia="微软雅黑"/>
           <w:b w:val="0"/>
-          <w:color w:val="2E74B5"/>
           <w:sz w:val="21"/>
         </w:rPr>
-        <w:t>配套详版索引：JVM → 散笔记\JVM docx｜并发/JUC → 并发 docx｜Seata → 锁与并发\Seata docx｜MySQL 事务 → MySQL 笔记｜项目全量细节 → mini-mall-cloud_微服务完整笔记.md</w:t>
+        <w:t>「支付是后加的独立服务，接的支付宝沙箱，不是随便调个接口就完事。创建支付时不信任前端传来的金额，是反查订单服务拿权威金额；异步回调做了四道关：验签、幂等、业务校验（含金额比对防篡改）、状态机原子更新。因为是真金白银的场景，我把资金操作的权限专门收紧过——退款不是用户申请了就自动到账，是拆成两阶段：用户只能申请，真正打钱的动作只有客服审批通过才触发。」</w:t>
+      </w:r>
+    </w:p>
+    <w:p>
+      <w:pPr>
+        <w:pStyle w:val="Heading2"/>
+      </w:pPr>
+      <w:r>
+        <w:rPr>
+          <w:rFonts w:ascii="微软雅黑" w:hAnsi="微软雅黑" w:eastAsia="微软雅黑"/>
+          <w:b/>
+          <w:color w:val="1F3864"/>
+          <w:sz w:val="26"/>
+        </w:rPr>
+        <w:t>13.2　逐字稿（退款两阶段设计，好故事，背熟）</w:t>
       </w:r>
     </w:p>
     <w:p>
       <w:r>
         <w:rPr>
           <w:rFonts w:ascii="微软雅黑" w:hAnsi="微软雅黑" w:eastAsia="微软雅黑"/>
-          <w:b/>
+          <w:b w:val="0"/>
           <w:sz w:val="21"/>
         </w:rPr>
-        <w:t>—— 全文完 ——</w:t>
+        <w:t>「最早设计退款，我的第一版是用户点申请、接口直接同步调支付宝退款，申请即到账。但想清楚一件事：这个接口一旦被脚本刷，或者用户手滑连点，公司的钱就真的退出去了，中间没有任何人工核实的环节。所以我把它拆成两段：第一段 apply()，用户能做的只是「登记退款意愿」——查有没有已支付订单、判断是否已经在退款流程中防重复申请、把订单状态推进「申请退款中」，同时记录下申请前的原始状态，这一步完全不碰支付宝接口、不动一分钱。第二段 approve() / reject() 是客服端操作，只有客服调 approve()，才真正调支付宝退款接口把钱退出去；如果客服觉得这笔申请不合理，调 reject()，订单状态精确回滚到申请前记录的那个原始状态——不是打回一个固定值，因为申请退款前订单可能是「已支付」也可能是「已发货」，必须精确记录才能回滚对。这个设计把「谁能申请」和「谁能真正动钱」两个权限彻底分离，即使申请接口被滥用，最坏结果是订单状态被搞乱，钱不会真的流出去。」</w:t>
       </w:r>
     </w:p>
+    <w:p>
+      <w:pPr>
+        <w:pStyle w:val="Heading2"/>
+      </w:pPr>
+      <w:r>
+        <w:rPr>
+          <w:rFonts w:ascii="微软雅黑" w:hAnsi="微软雅黑" w:eastAsia="微软雅黑"/>
+          <w:b/>
+          <w:color w:val="1F3864"/>
+          <w:sz w:val="26"/>
+        </w:rPr>
+        <w:t>13.3　追问链与答案要点</w:t>
+      </w:r>
+    </w:p>
+    <w:tbl>
+      <w:tblPr>
+        <w:tblStyle w:val="LightGrid-Accent1"/>
+        <w:tblW w:type="auto" w:w="0"/>
+        <w:tblLook w:firstColumn="1" w:firstRow="1" w:lastColumn="0" w:lastRow="0" w:noHBand="0" w:noVBand="1" w:val="04A0"/>
+      </w:tblPr>
+      <w:tblGrid>
+        <w:gridCol w:w="4320"/>
+        <w:gridCol w:w="4320"/>
+      </w:tblGrid>
+      <w:tr>
+        <w:tc>
+          <w:tcPr>
+            <w:tcW w:type="dxa" w:w="4320"/>
+          </w:tcPr>
+          <w:p>
+            <w:r>
+              <w:rPr>
+                <w:rFonts w:ascii="微软雅黑" w:hAnsi="微软雅黑" w:eastAsia="微软雅黑"/>
+                <w:b/>
+                <w:color w:val="FFFFFF"/>
+                <w:sz w:val="20"/>
+              </w:rPr>
+              <w:t>追问</w:t>
+            </w:r>
+          </w:p>
+        </w:tc>
+        <w:tc>
+          <w:tcPr>
+            <w:tcW w:type="dxa" w:w="4320"/>
+          </w:tcPr>
+          <w:p>
+            <w:r>
+              <w:rPr>
+                <w:rFonts w:ascii="微软雅黑" w:hAnsi="微软雅黑" w:eastAsia="微软雅黑"/>
+                <w:b/>
+                <w:color w:val="FFFFFF"/>
+                <w:sz w:val="20"/>
+              </w:rPr>
+              <w:t>答案要点</w:t>
+            </w:r>
+          </w:p>
+        </w:tc>
+      </w:tr>
+      <w:tr>
+        <w:tc>
+          <w:tcPr>
+            <w:tcW w:type="dxa" w:w="4320"/>
+          </w:tcPr>
+          <w:p>
+            <w:r>
+              <w:rPr>
+                <w:rFonts w:ascii="微软雅黑" w:hAnsi="微软雅黑" w:eastAsia="微软雅黑"/>
+                <w:b w:val="0"/>
+                <w:sz w:val="20"/>
+              </w:rPr>
+              <w:t>支付回调怎么防伪造？</w:t>
+            </w:r>
+          </w:p>
+        </w:tc>
+        <w:tc>
+          <w:tcPr>
+            <w:tcW w:type="dxa" w:w="4320"/>
+          </w:tcPr>
+          <w:p>
+            <w:r>
+              <w:rPr>
+                <w:rFonts w:ascii="微软雅黑" w:hAnsi="微软雅黑" w:eastAsia="微软雅黑"/>
+                <w:b w:val="0"/>
+                <w:sz w:val="20"/>
+              </w:rPr>
+              <w:t>RSA2 验签（AlipaySignature.rsaCheckV1，用支付宝公钥验证这条通知确实来自支付宝，内容改一个字符签名就对不上）。</w:t>
+            </w:r>
+          </w:p>
+        </w:tc>
+      </w:tr>
+      <w:tr>
+        <w:tc>
+          <w:tcPr>
+            <w:tcW w:type="dxa" w:w="4320"/>
+          </w:tcPr>
+          <w:p>
+            <w:r>
+              <w:rPr>
+                <w:rFonts w:ascii="微软雅黑" w:hAnsi="微软雅黑" w:eastAsia="微软雅黑"/>
+                <w:b w:val="0"/>
+                <w:sz w:val="20"/>
+              </w:rPr>
+              <w:t>支付宝会重复推送通知，怎么防重复处理？</w:t>
+            </w:r>
+          </w:p>
+        </w:tc>
+        <w:tc>
+          <w:tcPr>
+            <w:tcW w:type="dxa" w:w="4320"/>
+          </w:tcPr>
+          <w:p>
+            <w:r>
+              <w:rPr>
+                <w:rFonts w:ascii="微软雅黑" w:hAnsi="微软雅黑" w:eastAsia="微软雅黑"/>
+                <w:b w:val="0"/>
+                <w:sz w:val="20"/>
+              </w:rPr>
+              <w:t>两层幂等：① notify_id 写进通知日志表的唯一索引，插入冲突直接判定「处理过了」返回 success；② 即使①被绕过，落库是 UPDATE...WHERE status=0 的原子 CAS，天然只生效一次。</w:t>
+            </w:r>
+          </w:p>
+        </w:tc>
+      </w:tr>
+      <w:tr>
+        <w:tc>
+          <w:tcPr>
+            <w:tcW w:type="dxa" w:w="4320"/>
+          </w:tcPr>
+          <w:p>
+            <w:r>
+              <w:rPr>
+                <w:rFonts w:ascii="微软雅黑" w:hAnsi="微软雅黑" w:eastAsia="微软雅黑"/>
+                <w:b w:val="0"/>
+                <w:sz w:val="20"/>
+              </w:rPr>
+              <w:t>为什么还要比对金额？验签不就够了？</w:t>
+            </w:r>
+          </w:p>
+        </w:tc>
+        <w:tc>
+          <w:tcPr>
+            <w:tcW w:type="dxa" w:w="4320"/>
+          </w:tcPr>
+          <w:p>
+            <w:r>
+              <w:rPr>
+                <w:rFonts w:ascii="微软雅黑" w:hAnsi="微软雅黑" w:eastAsia="微软雅黑"/>
+                <w:b w:val="0"/>
+                <w:sz w:val="20"/>
+              </w:rPr>
+              <w:t>验签防「伪造签名」，金额比对是纵深防御的第二层，双重校验成本很低，多一道保险。</w:t>
+            </w:r>
+          </w:p>
+        </w:tc>
+      </w:tr>
+      <w:tr>
+        <w:tc>
+          <w:tcPr>
+            <w:tcW w:type="dxa" w:w="4320"/>
+          </w:tcPr>
+          <w:p>
+            <w:r>
+              <w:rPr>
+                <w:rFonts w:ascii="微软雅黑" w:hAnsi="微软雅黑" w:eastAsia="微软雅黑"/>
+                <w:b w:val="0"/>
+                <w:sz w:val="20"/>
+              </w:rPr>
+              <w:t>创建支付时金额是前端传的吗？</w:t>
+            </w:r>
+          </w:p>
+        </w:tc>
+        <w:tc>
+          <w:tcPr>
+            <w:tcW w:type="dxa" w:w="4320"/>
+          </w:tcPr>
+          <w:p>
+            <w:r>
+              <w:rPr>
+                <w:rFonts w:ascii="微软雅黑" w:hAnsi="微软雅黑" w:eastAsia="微软雅黑"/>
+                <w:b w:val="0"/>
+                <w:sz w:val="20"/>
+              </w:rPr>
+              <w:t>不是，Feign 反查订单服务拿权威金额，前端传的只做展示不参与计算，防止篡改请求体改金额。</w:t>
+            </w:r>
+          </w:p>
+        </w:tc>
+      </w:tr>
+      <w:tr>
+        <w:tc>
+          <w:tcPr>
+            <w:tcW w:type="dxa" w:w="4320"/>
+          </w:tcPr>
+          <w:p>
+            <w:r>
+              <w:rPr>
+                <w:rFonts w:ascii="微软雅黑" w:hAnsi="微软雅黑" w:eastAsia="微软雅黑"/>
+                <w:b w:val="0"/>
+                <w:sz w:val="20"/>
+              </w:rPr>
+              <w:t>退款为什么要两阶段，不能申请了直接退？</w:t>
+            </w:r>
+          </w:p>
+        </w:tc>
+        <w:tc>
+          <w:tcPr>
+            <w:tcW w:type="dxa" w:w="4320"/>
+          </w:tcPr>
+          <w:p>
+            <w:r>
+              <w:rPr>
+                <w:rFonts w:ascii="微软雅黑" w:hAnsi="微软雅黑" w:eastAsia="微软雅黑"/>
+                <w:b w:val="0"/>
+                <w:sz w:val="20"/>
+              </w:rPr>
+              <w:t>见 13.2——防越权+资金安全，「申请」和「真正动钱」权限分离。</w:t>
+            </w:r>
+          </w:p>
+        </w:tc>
+      </w:tr>
+      <w:tr>
+        <w:tc>
+          <w:tcPr>
+            <w:tcW w:type="dxa" w:w="4320"/>
+          </w:tcPr>
+          <w:p>
+            <w:r>
+              <w:rPr>
+                <w:rFonts w:ascii="微软雅黑" w:hAnsi="微软雅黑" w:eastAsia="微软雅黑"/>
+                <w:b w:val="0"/>
+                <w:sz w:val="20"/>
+              </w:rPr>
+              <w:t>reject 之后订单状态怎么回滚？</w:t>
+            </w:r>
+          </w:p>
+        </w:tc>
+        <w:tc>
+          <w:tcPr>
+            <w:tcW w:type="dxa" w:w="4320"/>
+          </w:tcPr>
+          <w:p>
+            <w:r>
+              <w:rPr>
+                <w:rFonts w:ascii="微软雅黑" w:hAnsi="微软雅黑" w:eastAsia="微软雅黑"/>
+                <w:b w:val="0"/>
+                <w:sz w:val="20"/>
+              </w:rPr>
+              <w:t>不是打回固定值，是回滚到 apply() 时记录的原始状态（可能是已支付或已发货，取决于申请退款那一刻订单在哪个阶段）。</w:t>
+            </w:r>
+          </w:p>
+        </w:tc>
+      </w:tr>
+      <w:tr>
+        <w:tc>
+          <w:tcPr>
+            <w:tcW w:type="dxa" w:w="4320"/>
+          </w:tcPr>
+          <w:p>
+            <w:r>
+              <w:rPr>
+                <w:rFonts w:ascii="微软雅黑" w:hAnsi="微软雅黑" w:eastAsia="微软雅黑"/>
+                <w:b w:val="0"/>
+                <w:sz w:val="20"/>
+              </w:rPr>
+              <w:t>这块真实测过吗？</w:t>
+            </w:r>
+          </w:p>
+        </w:tc>
+        <w:tc>
+          <w:tcPr>
+            <w:tcW w:type="dxa" w:w="4320"/>
+          </w:tcPr>
+          <w:p>
+            <w:r>
+              <w:rPr>
+                <w:rFonts w:ascii="微软雅黑" w:hAnsi="微软雅黑" w:eastAsia="微软雅黑"/>
+                <w:b w:val="0"/>
+                <w:sz w:val="20"/>
+              </w:rPr>
+              <w:t>诚实答：支付宝沙箱下单跳转、RSA2 签名、金额链路已实测通过（真实跳到沙箱收银台）；异步回调 notify 这条链路需要公网可达地址，本地测不了，计划上线时配正式域名/HTTPS 打通。</w:t>
+            </w:r>
+          </w:p>
+        </w:tc>
+      </w:tr>
+      <w:tr>
+        <w:tc>
+          <w:tcPr>
+            <w:tcW w:type="dxa" w:w="4320"/>
+          </w:tcPr>
+          <w:p>
+            <w:r>
+              <w:rPr>
+                <w:rFonts w:ascii="微软雅黑" w:hAnsi="微软雅黑" w:eastAsia="微软雅黑"/>
+                <w:b w:val="0"/>
+                <w:sz w:val="20"/>
+              </w:rPr>
+              <w:t>退款为什么是同步调用，不像支付一样走异步回调？</w:t>
+            </w:r>
+          </w:p>
+        </w:tc>
+        <w:tc>
+          <w:tcPr>
+            <w:tcW w:type="dxa" w:w="4320"/>
+          </w:tcPr>
+          <w:p>
+            <w:r>
+              <w:rPr>
+                <w:rFonts w:ascii="微软雅黑" w:hAnsi="微软雅黑" w:eastAsia="微软雅黑"/>
+                <w:b w:val="0"/>
+                <w:sz w:val="20"/>
+              </w:rPr>
+              <w:t>支付宝的退款接口本身设计成同步的，调用后直接返回退款结果，不像交易支付需要异步通知；所以审批通过时拿到同步结果直接落库，不需要额外做 notify 端点。</w:t>
+            </w:r>
+          </w:p>
+        </w:tc>
+      </w:tr>
+    </w:tbl>
+    <w:p>
+      <w:pPr>
+        <w:pStyle w:val="Heading1"/>
+      </w:pPr>
+      <w:r>
+        <w:rPr>
+          <w:rFonts w:ascii="微软雅黑" w:hAnsi="微软雅黑" w:eastAsia="微软雅黑"/>
+          <w:b/>
+          <w:color w:val="1F3864"/>
+          <w:sz w:val="30"/>
+        </w:rPr>
+        <w:t>第 14 章　AI 客服 Agent（新模块，加分但要控制展开篇幅）</w:t>
+      </w:r>
+    </w:p>
+    <w:p>
+      <w:pPr>
+        <w:pStyle w:val="Heading2"/>
+      </w:pPr>
+      <w:r>
+        <w:rPr>
+          <w:rFonts w:ascii="微软雅黑" w:hAnsi="微软雅黑" w:eastAsia="微软雅黑"/>
+          <w:b/>
+          <w:color w:val="1F3864"/>
+          <w:sz w:val="26"/>
+        </w:rPr>
+        <w:t>14.1　怎么讲</w:t>
+      </w:r>
+    </w:p>
+    <w:p>
+      <w:r>
+        <w:rPr>
+          <w:rFonts w:ascii="微软雅黑" w:hAnsi="微软雅黑" w:eastAsia="微软雅黑"/>
+          <w:b w:val="0"/>
+          <w:sz w:val="21"/>
+        </w:rPr>
+        <w:t>「这是加在最后的一个服务，用 LangChain4j 接了个智能客服，设计上做了一个关键判断：把「会过期的动态数据」和「不会过期的静态知识」分开处理。退货政策、运费规则这类静态文档走 RAG，先用本地 Ollama 跑 bge-m3 把文档切片编码成向量存进 Redis Stack，用户提问时先检索最相关的片段塞进 prompt 再交给 DeepSeek 生成回答；但商品的价格、库存这种实时变化的数据坚决不进向量库，而是做成一个 function calling 工具，让大模型自己判断「这个问题需要查实时数据」的时候主动调用。」</w:t>
+      </w:r>
+    </w:p>
+    <w:p>
+      <w:pPr>
+        <w:pStyle w:val="Heading2"/>
+      </w:pPr>
+      <w:r>
+        <w:rPr>
+          <w:rFonts w:ascii="微软雅黑" w:hAnsi="微软雅黑" w:eastAsia="微软雅黑"/>
+          <w:b/>
+          <w:color w:val="1F3864"/>
+          <w:sz w:val="26"/>
+        </w:rPr>
+        <w:t>14.2　追问链与答案要点</w:t>
+      </w:r>
+    </w:p>
+    <w:tbl>
+      <w:tblPr>
+        <w:tblStyle w:val="LightGrid-Accent1"/>
+        <w:tblW w:type="auto" w:w="0"/>
+        <w:tblLook w:firstColumn="1" w:firstRow="1" w:lastColumn="0" w:lastRow="0" w:noHBand="0" w:noVBand="1" w:val="04A0"/>
+      </w:tblPr>
+      <w:tblGrid>
+        <w:gridCol w:w="4320"/>
+        <w:gridCol w:w="4320"/>
+      </w:tblGrid>
+      <w:tr>
+        <w:tc>
+          <w:tcPr>
+            <w:tcW w:type="dxa" w:w="4320"/>
+          </w:tcPr>
+          <w:p>
+            <w:r>
+              <w:rPr>
+                <w:rFonts w:ascii="微软雅黑" w:hAnsi="微软雅黑" w:eastAsia="微软雅黑"/>
+                <w:b/>
+                <w:color w:val="FFFFFF"/>
+                <w:sz w:val="20"/>
+              </w:rPr>
+              <w:t>追问</w:t>
+            </w:r>
+          </w:p>
+        </w:tc>
+        <w:tc>
+          <w:tcPr>
+            <w:tcW w:type="dxa" w:w="4320"/>
+          </w:tcPr>
+          <w:p>
+            <w:r>
+              <w:rPr>
+                <w:rFonts w:ascii="微软雅黑" w:hAnsi="微软雅黑" w:eastAsia="微软雅黑"/>
+                <w:b/>
+                <w:color w:val="FFFFFF"/>
+                <w:sz w:val="20"/>
+              </w:rPr>
+              <w:t>答案要点</w:t>
+            </w:r>
+          </w:p>
+        </w:tc>
+      </w:tr>
+      <w:tr>
+        <w:tc>
+          <w:tcPr>
+            <w:tcW w:type="dxa" w:w="4320"/>
+          </w:tcPr>
+          <w:p>
+            <w:r>
+              <w:rPr>
+                <w:rFonts w:ascii="微软雅黑" w:hAnsi="微软雅黑" w:eastAsia="微软雅黑"/>
+                <w:b w:val="0"/>
+                <w:sz w:val="20"/>
+              </w:rPr>
+              <w:t>为什么商品信息不直接灌进向量库？</w:t>
+            </w:r>
+          </w:p>
+        </w:tc>
+        <w:tc>
+          <w:tcPr>
+            <w:tcW w:type="dxa" w:w="4320"/>
+          </w:tcPr>
+          <w:p>
+            <w:r>
+              <w:rPr>
+                <w:rFonts w:ascii="微软雅黑" w:hAnsi="微软雅黑" w:eastAsia="微软雅黑"/>
+                <w:b w:val="0"/>
+                <w:sz w:val="20"/>
+              </w:rPr>
+              <w:t>向量库检索到的是写入时刻的快照，商品价格库存是分钟级变化的，放进向量库回答的永远是过期数据。所以明确切分：静态政策走 RAG，动态数据走 function calling 实时查库。</w:t>
+            </w:r>
+          </w:p>
+        </w:tc>
+      </w:tr>
+      <w:tr>
+        <w:tc>
+          <w:tcPr>
+            <w:tcW w:type="dxa" w:w="4320"/>
+          </w:tcPr>
+          <w:p>
+            <w:r>
+              <w:rPr>
+                <w:rFonts w:ascii="微软雅黑" w:hAnsi="微软雅黑" w:eastAsia="微软雅黑"/>
+                <w:b w:val="0"/>
+                <w:sz w:val="20"/>
+              </w:rPr>
+              <w:t>RAG 的检索参数是怎么调的？</w:t>
+            </w:r>
+          </w:p>
+        </w:tc>
+        <w:tc>
+          <w:tcPr>
+            <w:tcW w:type="dxa" w:w="4320"/>
+          </w:tcPr>
+          <w:p>
+            <w:r>
+              <w:rPr>
+                <w:rFonts w:ascii="微软雅黑" w:hAnsi="微软雅黑" w:eastAsia="微软雅黑"/>
+                <w:b w:val="0"/>
+                <w:sz w:val="20"/>
+              </w:rPr>
+              <w:t>检索器配了 maxResults=3（最多召回 3 个最相似片段）、minScore=0.6（相似度低于 0.6 直接丢弃，防止不相关内容硬塞进 prompt 干扰模型）。</w:t>
+            </w:r>
+          </w:p>
+        </w:tc>
+      </w:tr>
+      <w:tr>
+        <w:tc>
+          <w:tcPr>
+            <w:tcW w:type="dxa" w:w="4320"/>
+          </w:tcPr>
+          <w:p>
+            <w:r>
+              <w:rPr>
+                <w:rFonts w:ascii="微软雅黑" w:hAnsi="微软雅黑" w:eastAsia="微软雅黑"/>
+                <w:b w:val="0"/>
+                <w:sz w:val="20"/>
+              </w:rPr>
+              <w:t>function calling 怎么让大模型自己决定调不调？</w:t>
+            </w:r>
+          </w:p>
+        </w:tc>
+        <w:tc>
+          <w:tcPr>
+            <w:tcW w:type="dxa" w:w="4320"/>
+          </w:tcPr>
+          <w:p>
+            <w:r>
+              <w:rPr>
+                <w:rFonts w:ascii="微软雅黑" w:hAnsi="微软雅黑" w:eastAsia="微软雅黑"/>
+                <w:b w:val="0"/>
+                <w:sz w:val="20"/>
+              </w:rPr>
+              <w:t>在工具方法上用注解写清楚「什么时候该调用」的自然语言描述，DeepSeek 会根据这段描述+用户输入自己判断要不要触发，并自动从对话里抽取参数，不需要手写参数解析逻辑。</w:t>
+            </w:r>
+          </w:p>
+        </w:tc>
+      </w:tr>
+      <w:tr>
+        <w:tc>
+          <w:tcPr>
+            <w:tcW w:type="dxa" w:w="4320"/>
+          </w:tcPr>
+          <w:p>
+            <w:r>
+              <w:rPr>
+                <w:rFonts w:ascii="微软雅黑" w:hAnsi="微软雅黑" w:eastAsia="微软雅黑"/>
+                <w:b w:val="0"/>
+                <w:sz w:val="20"/>
+              </w:rPr>
+              <w:t>多轮对话记忆怎么做的？</w:t>
+            </w:r>
+          </w:p>
+        </w:tc>
+        <w:tc>
+          <w:tcPr>
+            <w:tcW w:type="dxa" w:w="4320"/>
+          </w:tcPr>
+          <w:p>
+            <w:r>
+              <w:rPr>
+                <w:rFonts w:ascii="微软雅黑" w:hAnsi="微软雅黑" w:eastAsia="微软雅黑"/>
+                <w:b w:val="0"/>
+                <w:sz w:val="20"/>
+              </w:rPr>
+              <w:t>按 memoryId（即 userId）各自维护一份滑动窗口记忆，最多存 10 条消息；同一用户的多轮对话能带上下文，不同用户互不干扰。</w:t>
+            </w:r>
+          </w:p>
+        </w:tc>
+      </w:tr>
+      <w:tr>
+        <w:tc>
+          <w:tcPr>
+            <w:tcW w:type="dxa" w:w="4320"/>
+          </w:tcPr>
+          <w:p>
+            <w:r>
+              <w:rPr>
+                <w:rFonts w:ascii="微软雅黑" w:hAnsi="微软雅黑" w:eastAsia="微软雅黑"/>
+                <w:b w:val="0"/>
+                <w:sz w:val="20"/>
+              </w:rPr>
+              <w:t>为什么 embedding 用本地 Ollama，不直接调 API？</w:t>
+            </w:r>
+          </w:p>
+        </w:tc>
+        <w:tc>
+          <w:tcPr>
+            <w:tcW w:type="dxa" w:w="4320"/>
+          </w:tcPr>
+          <w:p>
+            <w:r>
+              <w:rPr>
+                <w:rFonts w:ascii="微软雅黑" w:hAnsi="微软雅黑" w:eastAsia="微软雅黑"/>
+                <w:b w:val="0"/>
+                <w:sz w:val="20"/>
+              </w:rPr>
+              <w:t>本地跑 embedding 零调用成本、低延迟，只有生成这种真正需要大模型能力的环节才走 API；embedding 模型和生成模型解耦，换生成模型不影响已经建好的向量库。</w:t>
+            </w:r>
+          </w:p>
+        </w:tc>
+      </w:tr>
+      <w:tr>
+        <w:tc>
+          <w:tcPr>
+            <w:tcW w:type="dxa" w:w="4320"/>
+          </w:tcPr>
+          <w:p>
+            <w:r>
+              <w:rPr>
+                <w:rFonts w:ascii="微软雅黑" w:hAnsi="微软雅黑" w:eastAsia="微软雅黑"/>
+                <w:b w:val="0"/>
+                <w:sz w:val="20"/>
+              </w:rPr>
+              <w:t>/ai/chat 为什么不放进网关白名单免鉴权？</w:t>
+            </w:r>
+          </w:p>
+        </w:tc>
+        <w:tc>
+          <w:tcPr>
+            <w:tcW w:type="dxa" w:w="4320"/>
+          </w:tcPr>
+          <w:p>
+            <w:r>
+              <w:rPr>
+                <w:rFonts w:ascii="微软雅黑" w:hAnsi="微软雅黑" w:eastAsia="微软雅黑"/>
+                <w:b w:val="0"/>
+                <w:sz w:val="20"/>
+              </w:rPr>
+              <w:t>故意的：一是要让网关校验 JWT 注入用户身份当记忆隔离键，否则对话记忆没法按用户隔离；二是防止匿名请求白嫖 API 调用额度。</w:t>
+            </w:r>
+          </w:p>
+        </w:tc>
+      </w:tr>
+      <w:tr>
+        <w:tc>
+          <w:tcPr>
+            <w:tcW w:type="dxa" w:w="4320"/>
+          </w:tcPr>
+          <w:p>
+            <w:r>
+              <w:rPr>
+                <w:rFonts w:ascii="微软雅黑" w:hAnsi="微软雅黑" w:eastAsia="微软雅黑"/>
+                <w:b w:val="0"/>
+                <w:sz w:val="20"/>
+              </w:rPr>
+              <w:t>这块目前到什么程度，能展开讲吗？</w:t>
+            </w:r>
+          </w:p>
+        </w:tc>
+        <w:tc>
+          <w:tcPr>
+            <w:tcW w:type="dxa" w:w="4320"/>
+          </w:tcPr>
+          <w:p>
+            <w:r>
+              <w:rPr>
+                <w:rFonts w:ascii="微软雅黑" w:hAnsi="微软雅黑" w:eastAsia="微软雅黑"/>
+                <w:b w:val="0"/>
+                <w:sz w:val="20"/>
+              </w:rPr>
+              <w:t>诚实答：第一期 RAG 问答+商品查询工具已经跑通，验证过 embedding 维度和语义检索召回；没做流式输出、没做订单相关的助手能力（留到后续迭代）、多轮记忆是进程内存重启就清空，没做持久化——这是当前版本的边界，不是没想到。</w:t>
+            </w:r>
+          </w:p>
+        </w:tc>
+      </w:tr>
+    </w:tbl>
     <w:sectPr>
       <w:pgSz w:w="12240" w:h="15840"/>
       <w:pgMar w:top="1440" w:right="1800" w:bottom="1440" w:left="1800" w:header="720" w:footer="720" w:gutter="0"/>
